--- a/docs/BYNATIONALITY/Мордовки.docx
+++ b/docs/BYNATIONALITY/Мордовки.docx
@@ -1775,208 +1775,299 @@
               <w:t>.</w:t>
             </w:r>
           </w:p>
-          <w:p>
-            <w:pPr>
-              <w:rPr>
-                <w:rFonts w:ascii="Arial" w:hAnsi="Arial" w:cs="Arial"/>
-                <w:sz w:val="16"/>
-                <w:szCs w:val="16"/>
-                <w:lang w:val="ru-RU"/>
-              </w:rPr>
-            </w:pPr>
-          </w:p>
-          <w:p>
-            <w:pPr>
-              <w:rPr>
-                <w:rFonts w:ascii="Arial" w:hAnsi="Arial" w:cs="Arial"/>
-                <w:sz w:val="16"/>
-                <w:szCs w:val="16"/>
-                <w:lang w:val="ru-RU"/>
-              </w:rPr>
-            </w:pPr>
-          </w:p>
-          <w:p>
-            <w:pPr>
-              <w:rPr>
-                <w:rFonts w:ascii="Arial" w:hAnsi="Arial" w:cs="Arial"/>
-                <w:sz w:val="16"/>
-                <w:szCs w:val="16"/>
-                <w:lang w:val="ru-RU"/>
-              </w:rPr>
-            </w:pPr>
-          </w:p>
-          <w:p>
-            <w:pPr>
-              <w:jc w:val="center"/>
-              <w:rPr>
-                <w:rFonts w:ascii="Arial" w:hAnsi="Arial" w:cs="Arial"/>
-                <w:sz w:val="16"/>
-                <w:szCs w:val="16"/>
-                <w:lang w:val="ru-RU"/>
-              </w:rPr>
-            </w:pPr>
-            <w:r>
-              <w:rPr>
-                <w:rFonts w:ascii="Arial" w:hAnsi="Arial" w:cs="serif"/>
-                <w:b/>
-                <w:bCs/>
-                <w:sz w:val="16"/>
-                <w:szCs w:val="16"/>
-                <w:lang w:val="ru-RU"/>
-              </w:rPr>
-              <w:t>ЧИСЛЕННОСТЬ РАССТРЕЛЯННЫХ ЖЕНЩИН ПО ГОДАМ с 1937 по 1951 гг.</w:t>
-            </w:r>
-          </w:p>
-          <w:p>
-            <w:pPr>
-              <w:jc w:val="center"/>
-              <w:rPr>
-                <w:rFonts w:ascii="Arial" w:hAnsi="Arial" w:cs="Arial"/>
-                <w:sz w:val="16"/>
-                <w:szCs w:val="16"/>
-                <w:lang w:val="ru-RU"/>
-              </w:rPr>
-            </w:pPr>
-            <w:r>
-              <w:rPr>
-                <w:noProof/>
-              </w:rPr>
-              <w:drawing>
-                <wp:inline distT="0" distB="0" distL="0" distR="0" wp14:anchorId="2EE55981" wp14:editId="2FA78940">
-                  <wp:extent cx="4302760" cy="2369820"/>
-                  <wp:effectExtent l="0" t="0" r="2540" b="11430"/>
-                  <wp:docPr id="925245543" name="Chart 1">
-                    <a:extLst xmlns:a="http://schemas.openxmlformats.org/drawingml/2006/main">
-                      <a:ext uri="{FF2B5EF4-FFF2-40B4-BE49-F238E27FC236}">
-                        <a16:creationId xmlns:a16="http://schemas.microsoft.com/office/drawing/2014/main" id="{0E9CE6F1-B3ED-470F-BB9B-420919AAAF9D}"/>
-                      </a:ext>
-                    </a:extLst>
-                  </wp:docPr>
-                  <wp:cNvGraphicFramePr/>
-                  <a:graphic xmlns:a="http://schemas.openxmlformats.org/drawingml/2006/main">
-                    <a:graphicData uri="http://schemas.openxmlformats.org/drawingml/2006/chart">
-                      <c:chart xmlns:c="http://schemas.openxmlformats.org/drawingml/2006/chart" xmlns:r="http://schemas.openxmlformats.org/officeDocument/2006/relationships" r:id="rId5"/>
-                    </a:graphicData>
-                  </a:graphic>
-                </wp:inline>
-              </w:drawing>
-            </w:r>
-          </w:p>
-          <w:p>
-            <w:pPr>
-              <w:jc w:val="center"/>
-              <w:rPr>
-                <w:rFonts w:ascii="Arial" w:hAnsi="Arial" w:cs="Arial"/>
-                <w:sz w:val="16"/>
-                <w:szCs w:val="16"/>
-                <w:lang w:val="ru-RU"/>
-              </w:rPr>
-            </w:pPr>
-          </w:p>
-          <w:p>
-            <w:pPr>
-              <w:jc w:val="center"/>
-              <w:rPr>
-                <w:rFonts w:ascii="Arial" w:hAnsi="Arial" w:cs="Arial"/>
-                <w:sz w:val="16"/>
-                <w:szCs w:val="16"/>
-                <w:lang w:val="ru-RU"/>
-              </w:rPr>
-            </w:pPr>
-            <w:r>
-              <w:rPr>
-                <w:rFonts w:ascii="Arial" w:hAnsi="Arial" w:cs="serif"/>
-                <w:b/>
-                <w:bCs/>
-                <w:sz w:val="16"/>
-                <w:szCs w:val="16"/>
-                <w:lang w:val="ru-RU"/>
-              </w:rPr>
-              <w:t xml:space="preserve">ЧИСЛЕННОСТЬ РАССТРЕЛЯННЫХ ЖЕНЩИН ПО </w:t>
-            </w:r>
-            <w:r>
-              <w:rPr>
-                <w:rFonts w:ascii="Arial" w:hAnsi="Arial" w:cs="serif"/>
-                <w:b/>
-                <w:bCs/>
-                <w:sz w:val="16"/>
-                <w:szCs w:val="16"/>
-                <w:lang w:val="ru-RU"/>
-              </w:rPr>
-              <w:t>ВОЗРАСТАМ</w:t>
-            </w:r>
-            <w:r>
-              <w:rPr>
-                <w:rFonts w:ascii="Arial" w:hAnsi="Arial" w:cs="serif"/>
-                <w:b/>
-                <w:bCs/>
-                <w:sz w:val="16"/>
-                <w:szCs w:val="16"/>
-                <w:lang w:val="ru-RU"/>
-              </w:rPr>
-              <w:t xml:space="preserve"> с 1937 по 1951 гг.</w:t>
-            </w:r>
-          </w:p>
-          <w:p>
-            <w:pPr>
-              <w:jc w:val="center"/>
-              <w:rPr>
-                <w:rFonts w:ascii="Arial" w:hAnsi="Arial" w:cs="Arial"/>
-                <w:sz w:val="16"/>
-                <w:szCs w:val="16"/>
-                <w:lang w:val="ru-RU"/>
-              </w:rPr>
-            </w:pPr>
-            <w:r>
-              <w:rPr>
-                <w:noProof/>
-              </w:rPr>
-              <w:lastRenderedPageBreak/>
-              <w:drawing>
-                <wp:inline distT="0" distB="0" distL="0" distR="0" wp14:anchorId="42D3EFF7" wp14:editId="57A9BB5C">
-                  <wp:extent cx="6102569" cy="2699844"/>
-                  <wp:effectExtent l="0" t="0" r="12700" b="5715"/>
-                  <wp:docPr id="1925402966" name="Chart 1">
-                    <a:extLst xmlns:a="http://schemas.openxmlformats.org/drawingml/2006/main">
-                      <a:ext uri="{FF2B5EF4-FFF2-40B4-BE49-F238E27FC236}">
-                        <a16:creationId xmlns:a16="http://schemas.microsoft.com/office/drawing/2014/main" id="{0CF37D6E-D20F-4960-927C-4A59489B6BCA}"/>
-                      </a:ext>
-                    </a:extLst>
-                  </wp:docPr>
-                  <wp:cNvGraphicFramePr/>
-                  <a:graphic xmlns:a="http://schemas.openxmlformats.org/drawingml/2006/main">
-                    <a:graphicData uri="http://schemas.openxmlformats.org/drawingml/2006/chart">
-                      <c:chart xmlns:c="http://schemas.openxmlformats.org/drawingml/2006/chart" xmlns:r="http://schemas.openxmlformats.org/officeDocument/2006/relationships" r:id="rId6"/>
-                    </a:graphicData>
-                  </a:graphic>
-                </wp:inline>
-              </w:drawing>
-            </w:r>
-          </w:p>
-          <w:p>
-            <w:pPr>
-              <w:jc w:val="center"/>
-              <w:rPr>
-                <w:rFonts w:ascii="Arial" w:hAnsi="Arial" w:cs="Arial"/>
-                <w:sz w:val="16"/>
-                <w:szCs w:val="16"/>
-                <w:lang w:val="ru-RU"/>
-              </w:rPr>
-            </w:pPr>
-          </w:p>
-          <w:p>
-            <w:pPr>
-              <w:rPr>
-                <w:rFonts w:ascii="Arial" w:hAnsi="Arial" w:cs="Arial"/>
-                <w:sz w:val="16"/>
-                <w:szCs w:val="16"/>
-                <w:lang w:val="ru-RU"/>
-              </w:rPr>
-            </w:pPr>
-          </w:p>
         </w:tc>
       </w:tr>
     </w:tbl>
+    <w:p>
+      <w:pPr>
+        <w:pStyle w:val="BodyText"/>
+        <w:rPr>
+          <w:rFonts w:hint="eastAsia"/>
+          <w:lang w:val="ru-RU"/>
+        </w:rPr>
+      </w:pPr>
+    </w:p>
+    <w:p>
+      <w:pPr>
+        <w:rPr>
+          <w:rFonts w:ascii="Arial" w:hAnsi="Arial" w:cs="Arial"/>
+          <w:sz w:val="16"/>
+          <w:szCs w:val="16"/>
+          <w:lang w:val="ru-RU"/>
+        </w:rPr>
+      </w:pPr>
+    </w:p>
+    <w:p>
+      <w:pPr>
+        <w:jc w:val="center"/>
+        <w:rPr>
+          <w:rFonts w:ascii="Arial" w:hAnsi="Arial" w:cs="Arial"/>
+          <w:sz w:val="16"/>
+          <w:szCs w:val="16"/>
+          <w:lang w:val="ru-RU"/>
+        </w:rPr>
+      </w:pPr>
+      <w:r>
+        <w:rPr>
+          <w:rFonts w:ascii="Arial" w:hAnsi="Arial" w:cs="serif"/>
+          <w:b/>
+          <w:bCs/>
+          <w:sz w:val="16"/>
+          <w:szCs w:val="16"/>
+          <w:lang w:val="ru-RU"/>
+        </w:rPr>
+        <w:t>ЧИСЛЕННОСТЬ РАССТРЕЛЯННЫХ ЖЕНЩИН ПО ГОДАМ</w:t>
+      </w:r>
+      <w:r>
+        <w:rPr>
+          <w:rFonts w:ascii="Arial" w:hAnsi="Arial" w:cs="serif"/>
+          <w:b/>
+          <w:bCs/>
+          <w:sz w:val="16"/>
+          <w:szCs w:val="16"/>
+          <w:lang w:val="ru-RU"/>
+        </w:rPr>
+        <w:t xml:space="preserve">, </w:t>
+      </w:r>
+      <w:proofErr w:type="gramStart"/>
+      <w:r>
+        <w:rPr>
+          <w:rFonts w:ascii="Arial" w:hAnsi="Arial" w:cs="serif"/>
+          <w:b/>
+          <w:bCs/>
+          <w:sz w:val="16"/>
+          <w:szCs w:val="16"/>
+          <w:lang w:val="ru-RU"/>
+        </w:rPr>
+        <w:t>1937</w:t>
+      </w:r>
+      <w:r>
+        <w:rPr>
+          <w:rFonts w:ascii="Arial" w:hAnsi="Arial" w:cs="serif"/>
+          <w:b/>
+          <w:bCs/>
+          <w:sz w:val="16"/>
+          <w:szCs w:val="16"/>
+          <w:lang w:val="ru-RU"/>
+        </w:rPr>
+        <w:t>-</w:t>
+      </w:r>
+      <w:r>
+        <w:rPr>
+          <w:rFonts w:ascii="Arial" w:hAnsi="Arial" w:cs="serif"/>
+          <w:b/>
+          <w:bCs/>
+          <w:sz w:val="16"/>
+          <w:szCs w:val="16"/>
+          <w:lang w:val="ru-RU"/>
+        </w:rPr>
+        <w:t>1951</w:t>
+      </w:r>
+      <w:proofErr w:type="gramEnd"/>
+      <w:r>
+        <w:rPr>
+          <w:rFonts w:ascii="Arial" w:hAnsi="Arial" w:cs="serif"/>
+          <w:b/>
+          <w:bCs/>
+          <w:sz w:val="16"/>
+          <w:szCs w:val="16"/>
+          <w:lang w:val="ru-RU"/>
+        </w:rPr>
+        <w:t xml:space="preserve"> гг.</w:t>
+      </w:r>
+    </w:p>
+    <w:p>
+      <w:pPr>
+        <w:jc w:val="center"/>
+        <w:rPr>
+          <w:rFonts w:ascii="Arial" w:hAnsi="Arial" w:cs="Arial"/>
+          <w:sz w:val="16"/>
+          <w:szCs w:val="16"/>
+        </w:rPr>
+      </w:pPr>
+      <w:r>
+        <w:rPr>
+          <w:noProof/>
+        </w:rPr>
+        <w:drawing>
+          <wp:inline distT="0" distB="0" distL="0" distR="0" wp14:anchorId="2A8792F4" wp14:editId="2E1D56E2">
+            <wp:extent cx="4542439" cy="2641710"/>
+            <wp:effectExtent l="0" t="0" r="10795" b="6350"/>
+            <wp:docPr id="1557784552" name="Chart 1">
+              <a:extLst xmlns:a="http://schemas.openxmlformats.org/drawingml/2006/main">
+                <a:ext uri="{FF2B5EF4-FFF2-40B4-BE49-F238E27FC236}">
+                  <a16:creationId xmlns:a16="http://schemas.microsoft.com/office/drawing/2014/main" id="{0E9CE6F1-B3ED-470F-BB9B-420919AAAF9D}"/>
+                </a:ext>
+              </a:extLst>
+            </wp:docPr>
+            <wp:cNvGraphicFramePr/>
+            <a:graphic xmlns:a="http://schemas.openxmlformats.org/drawingml/2006/main">
+              <a:graphicData uri="http://schemas.openxmlformats.org/drawingml/2006/chart">
+                <c:chart xmlns:c="http://schemas.openxmlformats.org/drawingml/2006/chart" xmlns:r="http://schemas.openxmlformats.org/officeDocument/2006/relationships" r:id="rId5"/>
+              </a:graphicData>
+            </a:graphic>
+          </wp:inline>
+        </w:drawing>
+      </w:r>
+    </w:p>
+    <w:p>
+      <w:pPr>
+        <w:jc w:val="center"/>
+        <w:rPr>
+          <w:rFonts w:ascii="Arial" w:hAnsi="Arial" w:cs="Arial"/>
+          <w:sz w:val="16"/>
+          <w:szCs w:val="16"/>
+          <w:lang w:val="ru-RU"/>
+        </w:rPr>
+      </w:pPr>
+    </w:p>
+    <w:p>
+      <w:pPr>
+        <w:jc w:val="center"/>
+        <w:rPr>
+          <w:rFonts w:ascii="Arial" w:hAnsi="Arial" w:cs="Arial"/>
+          <w:sz w:val="16"/>
+          <w:szCs w:val="16"/>
+          <w:lang w:val="ru-RU"/>
+        </w:rPr>
+      </w:pPr>
+      <w:r>
+        <w:rPr>
+          <w:rFonts w:ascii="Arial" w:hAnsi="Arial" w:cs="serif"/>
+          <w:b/>
+          <w:bCs/>
+          <w:sz w:val="16"/>
+          <w:szCs w:val="16"/>
+          <w:lang w:val="ru-RU"/>
+        </w:rPr>
+        <w:t xml:space="preserve">ЧИСЛЕННОСТЬ РАССТРЕЛЯННЫХ ЖЕНЩИН ПО </w:t>
+      </w:r>
+      <w:r>
+        <w:rPr>
+          <w:rFonts w:ascii="Arial" w:hAnsi="Arial" w:cs="serif"/>
+          <w:b/>
+          <w:bCs/>
+          <w:sz w:val="16"/>
+          <w:szCs w:val="16"/>
+          <w:lang w:val="ru-RU"/>
+        </w:rPr>
+        <w:t xml:space="preserve">ВОЗРАСТАМ, </w:t>
+      </w:r>
+      <w:proofErr w:type="gramStart"/>
+      <w:r>
+        <w:rPr>
+          <w:rFonts w:ascii="Arial" w:hAnsi="Arial" w:cs="serif"/>
+          <w:b/>
+          <w:bCs/>
+          <w:sz w:val="16"/>
+          <w:szCs w:val="16"/>
+          <w:lang w:val="ru-RU"/>
+        </w:rPr>
+        <w:t>1937</w:t>
+      </w:r>
+      <w:r>
+        <w:rPr>
+          <w:rFonts w:ascii="Arial" w:hAnsi="Arial" w:cs="serif"/>
+          <w:b/>
+          <w:bCs/>
+          <w:sz w:val="16"/>
+          <w:szCs w:val="16"/>
+          <w:lang w:val="ru-RU"/>
+        </w:rPr>
+        <w:t>-</w:t>
+      </w:r>
+      <w:r>
+        <w:rPr>
+          <w:rFonts w:ascii="Arial" w:hAnsi="Arial" w:cs="serif"/>
+          <w:b/>
+          <w:bCs/>
+          <w:sz w:val="16"/>
+          <w:szCs w:val="16"/>
+          <w:lang w:val="ru-RU"/>
+        </w:rPr>
+        <w:t>1951</w:t>
+      </w:r>
+      <w:proofErr w:type="gramEnd"/>
+      <w:r>
+        <w:rPr>
+          <w:rFonts w:ascii="Arial" w:hAnsi="Arial" w:cs="serif"/>
+          <w:b/>
+          <w:bCs/>
+          <w:sz w:val="16"/>
+          <w:szCs w:val="16"/>
+          <w:lang w:val="ru-RU"/>
+        </w:rPr>
+        <w:t xml:space="preserve"> гг.</w:t>
+      </w:r>
+    </w:p>
+    <w:p>
+      <w:pPr>
+        <w:pStyle w:val="BodyText"/>
+        <w:jc w:val="center"/>
+      </w:pPr>
+      <w:r>
+        <w:rPr>
+          <w:rFonts w:hint="eastAsia"/>
+          <w:noProof/>
+        </w:rPr>
+        <w:lastRenderedPageBreak/>
+        <w:drawing>
+          <wp:inline distT="0" distB="0" distL="0" distR="0" wp14:anchorId="5D3206BA" wp14:editId="57A8DABA">
+            <wp:extent cx="6120765" cy="2725420"/>
+            <wp:effectExtent l="0" t="0" r="0" b="0"/>
+            <wp:docPr id="516884509" name="Picture 1"/>
+            <wp:cNvGraphicFramePr>
+              <a:graphicFrameLocks xmlns:a="http://schemas.openxmlformats.org/drawingml/2006/main" noChangeAspect="1"/>
+            </wp:cNvGraphicFramePr>
+            <a:graphic xmlns:a="http://schemas.openxmlformats.org/drawingml/2006/main">
+              <a:graphicData uri="http://schemas.openxmlformats.org/drawingml/2006/picture">
+                <pic:pic xmlns:pic="http://schemas.openxmlformats.org/drawingml/2006/picture">
+                  <pic:nvPicPr>
+                    <pic:cNvPr id="0" name="Picture 2"/>
+                    <pic:cNvPicPr>
+                      <a:picLocks noChangeAspect="1" noChangeArrowheads="1"/>
+                    </pic:cNvPicPr>
+                  </pic:nvPicPr>
+                  <pic:blipFill>
+                    <a:blip r:embed="rId6">
+                      <a:extLst>
+                        <a:ext uri="{28A0092B-C50C-407E-A947-70E740481C1C}">
+                          <a14:useLocalDpi xmlns:a14="http://schemas.microsoft.com/office/drawing/2010/main" val="0"/>
+                        </a:ext>
+                      </a:extLst>
+                    </a:blip>
+                    <a:srcRect/>
+                    <a:stretch>
+                      <a:fillRect/>
+                    </a:stretch>
+                  </pic:blipFill>
+                  <pic:spPr bwMode="auto">
+                    <a:xfrm>
+                      <a:off x="0" y="0"/>
+                      <a:ext cx="6120765" cy="2725420"/>
+                    </a:xfrm>
+                    <a:prstGeom prst="rect">
+                      <a:avLst/>
+                    </a:prstGeom>
+                    <a:noFill/>
+                  </pic:spPr>
+                </pic:pic>
+              </a:graphicData>
+            </a:graphic>
+          </wp:inline>
+        </w:drawing>
+      </w:r>
+    </w:p>
+    <w:p>
+      <w:pPr>
+        <w:pStyle w:val="BodyText"/>
+        <w:jc w:val="center"/>
+        <w:rPr>
+          <w:rFonts w:hint="eastAsia"/>
+          <w:lang w:val="ru-RU"/>
+        </w:rPr>
+      </w:pPr>
+    </w:p>
     <w:tbl>
       <w:tblPr>
         <w:tblW w:w="9450" w:type="dxa"/>
@@ -2037,7 +2128,6 @@
                 <w:szCs w:val="16"/>
                 <w:lang w:val="ru-RU"/>
               </w:rPr>
-              <w:lastRenderedPageBreak/>
               <w:t>ЧИСЛЕННОСТЬ УМЕРШИХ В ЗАКЛЮЧЕНИИ ЖЕНЩИН ПО ГОДАМ с 193</w:t>
             </w:r>
             <w:r>
@@ -7873,27 +7963,7 @@
                 <w:szCs w:val="16"/>
                 <w:lang w:val="ru-RU"/>
               </w:rPr>
-              <w:t>Приговорена</w:t>
-            </w:r>
-            <w:proofErr w:type="gramStart"/>
-            <w:r>
-              <w:rPr>
-                <w:rFonts w:ascii="Arial" w:hAnsi="Arial" w:cs="Arial"/>
-                <w:sz w:val="16"/>
-                <w:szCs w:val="16"/>
-                <w:lang w:val="ru-RU"/>
-              </w:rPr>
-              <w:t>: Тройка</w:t>
-            </w:r>
-            <w:proofErr w:type="gramEnd"/>
-            <w:r>
-              <w:rPr>
-                <w:rFonts w:ascii="Arial" w:hAnsi="Arial" w:cs="Arial"/>
-                <w:sz w:val="16"/>
-                <w:szCs w:val="16"/>
-                <w:lang w:val="ru-RU"/>
-              </w:rPr>
-              <w:t xml:space="preserve"> при УНКВД по Омской обл. 17 ноября 1937 г., </w:t>
+              <w:t xml:space="preserve">Приговорена: Тройка при УНКВД по Омской обл. 17 ноября 1937 г., </w:t>
             </w:r>
             <w:proofErr w:type="spellStart"/>
             <w:r>
@@ -9076,27 +9146,7 @@
                 <w:lang w:val="ru-RU"/>
               </w:rPr>
               <w:br/>
-              <w:t>Приговорена</w:t>
-            </w:r>
-            <w:proofErr w:type="gramStart"/>
-            <w:r>
-              <w:rPr>
-                <w:rFonts w:ascii="Arial" w:hAnsi="Arial" w:cs="Arial"/>
-                <w:sz w:val="16"/>
-                <w:szCs w:val="16"/>
-                <w:lang w:val="ru-RU"/>
-              </w:rPr>
-              <w:t>: Тройка</w:t>
-            </w:r>
-            <w:proofErr w:type="gramEnd"/>
-            <w:r>
-              <w:rPr>
-                <w:rFonts w:ascii="Arial" w:hAnsi="Arial" w:cs="Arial"/>
-                <w:sz w:val="16"/>
-                <w:szCs w:val="16"/>
-                <w:lang w:val="ru-RU"/>
-              </w:rPr>
-              <w:t xml:space="preserve"> при УНКВД по Омской обл. 20 октября 1937 г., </w:t>
+              <w:t xml:space="preserve">Приговорена: Тройка при УНКВД по Омской обл. 20 октября 1937 г., </w:t>
             </w:r>
             <w:proofErr w:type="spellStart"/>
             <w:r>
@@ -12274,27 +12324,7 @@
                 <w:szCs w:val="16"/>
                 <w:lang w:val="ru-RU"/>
               </w:rPr>
-              <w:t>Арестована 2 июля 1938 г. Приговорена</w:t>
-            </w:r>
-            <w:proofErr w:type="gramStart"/>
-            <w:r>
-              <w:rPr>
-                <w:rFonts w:ascii="Arial" w:hAnsi="Arial" w:cs="Arial"/>
-                <w:sz w:val="16"/>
-                <w:szCs w:val="16"/>
-                <w:lang w:val="ru-RU"/>
-              </w:rPr>
-              <w:t>: Тройка</w:t>
-            </w:r>
-            <w:proofErr w:type="gramEnd"/>
-            <w:r>
-              <w:rPr>
-                <w:rFonts w:ascii="Arial" w:hAnsi="Arial" w:cs="Arial"/>
-                <w:sz w:val="16"/>
-                <w:szCs w:val="16"/>
-                <w:lang w:val="ru-RU"/>
-              </w:rPr>
-              <w:t xml:space="preserve"> при НКВД 11 октября 1938 г., </w:t>
+              <w:t xml:space="preserve">Арестована 2 июля 1938 г. Приговорена: Тройка при НКВД 11 октября 1938 г., </w:t>
             </w:r>
             <w:proofErr w:type="spellStart"/>
             <w:r>
@@ -18301,6 +18331,7 @@
   <w:style w:type="character" w:default="1" w:styleId="DefaultParagraphFont">
     <w:name w:val="Default Paragraph Font"/>
     <w:uiPriority w:val="1"/>
+    <w:semiHidden/>
     <w:unhideWhenUsed/>
   </w:style>
   <w:style w:type="table" w:default="1" w:styleId="TableNormal">
@@ -18705,8 +18736,10 @@
   <c:chart>
     <c:autoTitleDeleted val="1"/>
     <c:view3D>
-      <c:rotX val="15"/>
-      <c:rotY val="20"/>
+      <c:rotX val="0"/>
+      <c:hPercent val="100"/>
+      <c:rotY val="0"/>
+      <c:depthPercent val="100"/>
       <c:rAngAx val="0"/>
     </c:view3D>
     <c:floor>
@@ -18748,8 +18781,8 @@
           <c:layoutTarget val="inner"/>
           <c:xMode val="edge"/>
           <c:yMode val="edge"/>
-          <c:x val="3.7549433282723067E-2"/>
-          <c:y val="5.5972279227767679E-2"/>
+          <c:x val="3.1944072336469474E-2"/>
+          <c:y val="5.5972222222222236E-2"/>
           <c:w val="0.93194471076001217"/>
           <c:h val="0.82179024496937869"/>
         </c:manualLayout>
@@ -18787,12 +18820,9 @@
               <a:lstStyle/>
               <a:p>
                 <a:pPr>
-                  <a:defRPr sz="900" b="0" i="0" u="none" strike="noStrike" kern="1200" baseline="0">
+                  <a:defRPr sz="800" b="1" i="0" u="none" strike="noStrike" kern="1200" baseline="0">
                     <a:solidFill>
-                      <a:schemeClr val="tx1">
-                        <a:lumMod val="75000"/>
-                        <a:lumOff val="25000"/>
-                      </a:schemeClr>
+                      <a:sysClr val="windowText" lastClr="000000"/>
                     </a:solidFill>
                     <a:latin typeface="Arial" panose="020B0604020202020204" pitchFamily="34" charset="0"/>
                     <a:ea typeface="+mn-ea"/>
@@ -18879,7 +18909,7 @@
           </c:val>
           <c:extLst>
             <c:ext xmlns:c16="http://schemas.microsoft.com/office/drawing/2014/chart" uri="{C3380CC4-5D6E-409C-BE32-E72D297353CC}">
-              <c16:uniqueId val="{00000000-FBD3-4F5A-917A-D6730AB58A18}"/>
+              <c16:uniqueId val="{00000000-0FAD-435C-9D37-75CF95955323}"/>
             </c:ext>
           </c:extLst>
         </c:ser>
@@ -18926,12 +18956,9 @@
           <a:lstStyle/>
           <a:p>
             <a:pPr>
-              <a:defRPr sz="900" b="0" i="0" u="none" strike="noStrike" kern="1200" baseline="-10000">
+              <a:defRPr sz="1000" b="1" i="0" u="none" strike="noStrike" kern="1200" baseline="-10000">
                 <a:solidFill>
-                  <a:schemeClr val="tx1">
-                    <a:lumMod val="65000"/>
-                    <a:lumOff val="35000"/>
-                  </a:schemeClr>
+                  <a:sysClr val="windowText" lastClr="000000"/>
                 </a:solidFill>
                 <a:latin typeface="Arial" panose="020B0604020202020204" pitchFamily="34" charset="0"/>
                 <a:ea typeface="+mn-ea"/>
@@ -19015,366 +19042,6 @@
 </c:chartSpace>
 </file>
 
-<file path=word/charts/chart2.xml><?xml version="1.0" encoding="utf-8"?>
-<c:chartSpace xmlns:c="http://schemas.openxmlformats.org/drawingml/2006/chart" xmlns:a="http://schemas.openxmlformats.org/drawingml/2006/main" xmlns:r="http://schemas.openxmlformats.org/officeDocument/2006/relationships" xmlns:c16r2="http://schemas.microsoft.com/office/drawing/2015/06/chart">
-  <c:date1904 val="0"/>
-  <c:lang val="en-US"/>
-  <c:roundedCorners val="0"/>
-  <mc:AlternateContent xmlns:mc="http://schemas.openxmlformats.org/markup-compatibility/2006">
-    <mc:Choice xmlns:c14="http://schemas.microsoft.com/office/drawing/2007/8/2/chart" Requires="c14">
-      <c14:style val="102"/>
-    </mc:Choice>
-    <mc:Fallback>
-      <c:style val="2"/>
-    </mc:Fallback>
-  </mc:AlternateContent>
-  <c:clrMapOvr bg1="lt1" tx1="dk1" bg2="lt2" tx2="dk2" accent1="accent1" accent2="accent2" accent3="accent3" accent4="accent4" accent5="accent5" accent6="accent6" hlink="hlink" folHlink="folHlink"/>
-  <c:chart>
-    <c:autoTitleDeleted val="1"/>
-    <c:view3D>
-      <c:rotX val="0"/>
-      <c:rotY val="20"/>
-      <c:rAngAx val="0"/>
-    </c:view3D>
-    <c:floor>
-      <c:thickness val="0"/>
-      <c:spPr>
-        <a:noFill/>
-        <a:ln>
-          <a:noFill/>
-        </a:ln>
-        <a:effectLst/>
-        <a:sp3d/>
-      </c:spPr>
-    </c:floor>
-    <c:sideWall>
-      <c:thickness val="0"/>
-      <c:spPr>
-        <a:noFill/>
-        <a:ln>
-          <a:noFill/>
-        </a:ln>
-        <a:effectLst/>
-        <a:sp3d/>
-      </c:spPr>
-    </c:sideWall>
-    <c:backWall>
-      <c:thickness val="0"/>
-      <c:spPr>
-        <a:noFill/>
-        <a:ln>
-          <a:noFill/>
-        </a:ln>
-        <a:effectLst/>
-        <a:sp3d/>
-      </c:spPr>
-    </c:backWall>
-    <c:plotArea>
-      <c:layout>
-        <c:manualLayout>
-          <c:layoutTarget val="inner"/>
-          <c:xMode val="edge"/>
-          <c:yMode val="edge"/>
-          <c:x val="4.2056847178031535E-2"/>
-          <c:y val="5.4547941502098414E-2"/>
-          <c:w val="0.86803763583713367"/>
-          <c:h val="0.77945653853085806"/>
-        </c:manualLayout>
-      </c:layout>
-      <c:bar3DChart>
-        <c:barDir val="col"/>
-        <c:grouping val="clustered"/>
-        <c:varyColors val="0"/>
-        <c:ser>
-          <c:idx val="0"/>
-          <c:order val="0"/>
-          <c:spPr>
-            <a:solidFill>
-              <a:srgbClr val="4472C4"/>
-            </a:solidFill>
-            <a:ln>
-              <a:noFill/>
-            </a:ln>
-            <a:effectLst/>
-            <a:sp3d/>
-          </c:spPr>
-          <c:invertIfNegative val="0"/>
-          <c:dLbls>
-            <c:spPr>
-              <a:noFill/>
-              <a:ln>
-                <a:noFill/>
-              </a:ln>
-              <a:effectLst/>
-            </c:spPr>
-            <c:txPr>
-              <a:bodyPr rot="0" spcFirstLastPara="1" vertOverflow="ellipsis" vert="horz" wrap="square" lIns="38100" tIns="19050" rIns="38100" bIns="19050" anchor="ctr" anchorCtr="1">
-                <a:spAutoFit/>
-              </a:bodyPr>
-              <a:lstStyle/>
-              <a:p>
-                <a:pPr>
-                  <a:defRPr sz="700" b="0" i="0" u="none" strike="noStrike" kern="1200" baseline="0">
-                    <a:solidFill>
-                      <a:schemeClr val="tx1">
-                        <a:lumMod val="75000"/>
-                        <a:lumOff val="25000"/>
-                      </a:schemeClr>
-                    </a:solidFill>
-                    <a:latin typeface="Arial" panose="020B0604020202020204" pitchFamily="34" charset="0"/>
-                    <a:ea typeface="+mn-ea"/>
-                    <a:cs typeface="Arial" panose="020B0604020202020204" pitchFamily="34" charset="0"/>
-                  </a:defRPr>
-                </a:pPr>
-                <a:endParaRPr lang="en-US"/>
-              </a:p>
-            </c:txPr>
-            <c:showLegendKey val="0"/>
-            <c:showVal val="1"/>
-            <c:showCatName val="0"/>
-            <c:showSerName val="0"/>
-            <c:showPercent val="0"/>
-            <c:showBubbleSize val="0"/>
-            <c:separator>
-</c:separator>
-            <c:showLeaderLines val="0"/>
-            <c:extLst>
-              <c:ext xmlns:c15="http://schemas.microsoft.com/office/drawing/2012/chart" uri="{CE6537A1-D6FC-4f65-9D91-7224C49458BB}">
-                <c15:showLeaderLines val="1"/>
-                <c15:leaderLines>
-                  <c:spPr>
-                    <a:ln w="9525" cap="flat" cmpd="sng" algn="ctr">
-                      <a:solidFill>
-                        <a:schemeClr val="tx1">
-                          <a:lumMod val="35000"/>
-                          <a:lumOff val="65000"/>
-                        </a:schemeClr>
-                      </a:solidFill>
-                      <a:round/>
-                    </a:ln>
-                    <a:effectLst/>
-                  </c:spPr>
-                </c15:leaderLines>
-              </c:ext>
-            </c:extLst>
-          </c:dLbls>
-          <c:cat>
-            <c:strRef>
-              <c:f>Мордовки!$A$8:$A$17</c:f>
-              <c:strCache>
-                <c:ptCount val="10"/>
-                <c:pt idx="0">
-                  <c:v>21-25    лет</c:v>
-                </c:pt>
-                <c:pt idx="1">
-                  <c:v>31-35    лет</c:v>
-                </c:pt>
-                <c:pt idx="2">
-                  <c:v>36-40    лет</c:v>
-                </c:pt>
-                <c:pt idx="3">
-                  <c:v>41-45    лет</c:v>
-                </c:pt>
-                <c:pt idx="4">
-                  <c:v>46-50    лет</c:v>
-                </c:pt>
-                <c:pt idx="5">
-                  <c:v>51-55    лет</c:v>
-                </c:pt>
-                <c:pt idx="6">
-                  <c:v>56-60    лет</c:v>
-                </c:pt>
-                <c:pt idx="7">
-                  <c:v>61-65    лет</c:v>
-                </c:pt>
-                <c:pt idx="8">
-                  <c:v>66-70    лет</c:v>
-                </c:pt>
-                <c:pt idx="9">
-                  <c:v>71-75    лет</c:v>
-                </c:pt>
-              </c:strCache>
-            </c:strRef>
-          </c:cat>
-          <c:val>
-            <c:numRef>
-              <c:f>Мордовки!$B$8:$B$17</c:f>
-              <c:numCache>
-                <c:formatCode>General</c:formatCode>
-                <c:ptCount val="10"/>
-                <c:pt idx="0">
-                  <c:v>1</c:v>
-                </c:pt>
-                <c:pt idx="1">
-                  <c:v>3</c:v>
-                </c:pt>
-                <c:pt idx="2">
-                  <c:v>5</c:v>
-                </c:pt>
-                <c:pt idx="3">
-                  <c:v>1</c:v>
-                </c:pt>
-                <c:pt idx="4">
-                  <c:v>3</c:v>
-                </c:pt>
-                <c:pt idx="5">
-                  <c:v>3</c:v>
-                </c:pt>
-                <c:pt idx="6">
-                  <c:v>6</c:v>
-                </c:pt>
-                <c:pt idx="7">
-                  <c:v>2</c:v>
-                </c:pt>
-                <c:pt idx="8">
-                  <c:v>2</c:v>
-                </c:pt>
-                <c:pt idx="9">
-                  <c:v>1</c:v>
-                </c:pt>
-              </c:numCache>
-            </c:numRef>
-          </c:val>
-          <c:extLst>
-            <c:ext xmlns:c16="http://schemas.microsoft.com/office/drawing/2014/chart" uri="{C3380CC4-5D6E-409C-BE32-E72D297353CC}">
-              <c16:uniqueId val="{00000000-3271-4FC6-8B8A-0F17D3EC9C23}"/>
-            </c:ext>
-          </c:extLst>
-        </c:ser>
-        <c:dLbls>
-          <c:showLegendKey val="0"/>
-          <c:showVal val="0"/>
-          <c:showCatName val="0"/>
-          <c:showSerName val="0"/>
-          <c:showPercent val="0"/>
-          <c:showBubbleSize val="0"/>
-        </c:dLbls>
-        <c:gapWidth val="83"/>
-        <c:shape val="box"/>
-        <c:axId val="904673775"/>
-        <c:axId val="904655055"/>
-        <c:axId val="0"/>
-      </c:bar3DChart>
-      <c:catAx>
-        <c:axId val="904673775"/>
-        <c:scaling>
-          <c:orientation val="minMax"/>
-        </c:scaling>
-        <c:delete val="0"/>
-        <c:axPos val="b"/>
-        <c:numFmt formatCode="General" sourceLinked="1"/>
-        <c:majorTickMark val="out"/>
-        <c:minorTickMark val="none"/>
-        <c:tickLblPos val="nextTo"/>
-        <c:spPr>
-          <a:noFill/>
-          <a:ln w="9525" cap="flat" cmpd="sng" algn="ctr">
-            <a:solidFill>
-              <a:schemeClr val="tx1">
-                <a:lumMod val="15000"/>
-                <a:lumOff val="85000"/>
-              </a:schemeClr>
-            </a:solidFill>
-            <a:round/>
-          </a:ln>
-          <a:effectLst/>
-        </c:spPr>
-        <c:txPr>
-          <a:bodyPr rot="0" spcFirstLastPara="1" vertOverflow="ellipsis" wrap="square" anchor="ctr" anchorCtr="1"/>
-          <a:lstStyle/>
-          <a:p>
-            <a:pPr>
-              <a:defRPr sz="900" b="0" i="0" u="none" strike="noStrike" kern="1200" baseline="-10000">
-                <a:solidFill>
-                  <a:schemeClr val="tx1">
-                    <a:lumMod val="65000"/>
-                    <a:lumOff val="35000"/>
-                  </a:schemeClr>
-                </a:solidFill>
-                <a:latin typeface="Arial" panose="020B0604020202020204" pitchFamily="34" charset="0"/>
-                <a:ea typeface="+mn-ea"/>
-                <a:cs typeface="+mn-cs"/>
-              </a:defRPr>
-            </a:pPr>
-            <a:endParaRPr lang="en-US"/>
-          </a:p>
-        </c:txPr>
-        <c:crossAx val="904655055"/>
-        <c:crossesAt val="0"/>
-        <c:auto val="0"/>
-        <c:lblAlgn val="ctr"/>
-        <c:lblOffset val="100"/>
-        <c:noMultiLvlLbl val="0"/>
-      </c:catAx>
-      <c:valAx>
-        <c:axId val="904655055"/>
-        <c:scaling>
-          <c:orientation val="minMax"/>
-          <c:max val="6"/>
-          <c:min val="0"/>
-        </c:scaling>
-        <c:delete val="1"/>
-        <c:axPos val="l"/>
-        <c:numFmt formatCode="General" sourceLinked="1"/>
-        <c:majorTickMark val="out"/>
-        <c:minorTickMark val="none"/>
-        <c:tickLblPos val="nextTo"/>
-        <c:crossAx val="904673775"/>
-        <c:crosses val="autoZero"/>
-        <c:crossBetween val="between"/>
-        <c:majorUnit val="1"/>
-        <c:minorUnit val="1"/>
-      </c:valAx>
-      <c:spPr>
-        <a:noFill/>
-        <a:ln>
-          <a:noFill/>
-        </a:ln>
-        <a:effectLst/>
-      </c:spPr>
-    </c:plotArea>
-    <c:plotVisOnly val="1"/>
-    <c:dispBlanksAs val="gap"/>
-    <c:extLst>
-      <c:ext xmlns:c16r3="http://schemas.microsoft.com/office/drawing/2017/03/chart" uri="{56B9EC1D-385E-4148-901F-78D8002777C0}">
-        <c16r3:dataDisplayOptions16>
-          <c16r3:dispNaAsBlank val="1"/>
-        </c16r3:dataDisplayOptions16>
-      </c:ext>
-    </c:extLst>
-    <c:showDLblsOverMax val="0"/>
-  </c:chart>
-  <c:spPr>
-    <a:solidFill>
-      <a:schemeClr val="bg1"/>
-    </a:solidFill>
-    <a:ln w="9525" cap="flat" cmpd="sng" algn="ctr">
-      <a:solidFill>
-        <a:schemeClr val="tx1">
-          <a:lumMod val="15000"/>
-          <a:lumOff val="85000"/>
-        </a:schemeClr>
-      </a:solidFill>
-      <a:round/>
-    </a:ln>
-    <a:effectLst/>
-  </c:spPr>
-  <c:txPr>
-    <a:bodyPr/>
-    <a:lstStyle/>
-    <a:p>
-      <a:pPr>
-        <a:defRPr/>
-      </a:pPr>
-      <a:endParaRPr lang="en-US"/>
-    </a:p>
-  </c:txPr>
-  <c:externalData r:id="rId4">
-    <c:autoUpdate val="0"/>
-  </c:externalData>
-</c:chartSpace>
-</file>
-
 <file path=word/charts/colors1.xml><?xml version="1.0" encoding="utf-8"?>
 <cs:colorStyle xmlns:cs="http://schemas.microsoft.com/office/drawing/2012/chartStyle" xmlns:a="http://schemas.openxmlformats.org/drawingml/2006/main" meth="cycle" id="10">
   <a:schemeClr val="accent1"/>
@@ -19415,550 +19082,7 @@
 </cs:colorStyle>
 </file>
 
-<file path=word/charts/colors2.xml><?xml version="1.0" encoding="utf-8"?>
-<cs:colorStyle xmlns:cs="http://schemas.microsoft.com/office/drawing/2012/chartStyle" xmlns:a="http://schemas.openxmlformats.org/drawingml/2006/main" meth="cycle" id="10">
-  <a:schemeClr val="accent1"/>
-  <a:schemeClr val="accent2"/>
-  <a:schemeClr val="accent3"/>
-  <a:schemeClr val="accent4"/>
-  <a:schemeClr val="accent5"/>
-  <a:schemeClr val="accent6"/>
-  <cs:variation/>
-  <cs:variation>
-    <a:lumMod val="60000"/>
-  </cs:variation>
-  <cs:variation>
-    <a:lumMod val="80000"/>
-    <a:lumOff val="20000"/>
-  </cs:variation>
-  <cs:variation>
-    <a:lumMod val="80000"/>
-  </cs:variation>
-  <cs:variation>
-    <a:lumMod val="60000"/>
-    <a:lumOff val="40000"/>
-  </cs:variation>
-  <cs:variation>
-    <a:lumMod val="50000"/>
-  </cs:variation>
-  <cs:variation>
-    <a:lumMod val="70000"/>
-    <a:lumOff val="30000"/>
-  </cs:variation>
-  <cs:variation>
-    <a:lumMod val="70000"/>
-  </cs:variation>
-  <cs:variation>
-    <a:lumMod val="50000"/>
-    <a:lumOff val="50000"/>
-  </cs:variation>
-</cs:colorStyle>
-</file>
-
 <file path=word/charts/style1.xml><?xml version="1.0" encoding="utf-8"?>
-<cs:chartStyle xmlns:cs="http://schemas.microsoft.com/office/drawing/2012/chartStyle" xmlns:a="http://schemas.openxmlformats.org/drawingml/2006/main" id="332">
-  <cs:axisTitle>
-    <cs:lnRef idx="0"/>
-    <cs:fillRef idx="0"/>
-    <cs:effectRef idx="0"/>
-    <cs:fontRef idx="minor">
-      <a:schemeClr val="tx1">
-        <a:lumMod val="65000"/>
-        <a:lumOff val="35000"/>
-      </a:schemeClr>
-    </cs:fontRef>
-    <cs:defRPr sz="1000" kern="1200"/>
-  </cs:axisTitle>
-  <cs:categoryAxis>
-    <cs:lnRef idx="0"/>
-    <cs:fillRef idx="0"/>
-    <cs:effectRef idx="0"/>
-    <cs:fontRef idx="minor">
-      <a:schemeClr val="tx1">
-        <a:lumMod val="65000"/>
-        <a:lumOff val="35000"/>
-      </a:schemeClr>
-    </cs:fontRef>
-    <cs:spPr>
-      <a:ln w="9525" cap="flat" cmpd="sng" algn="ctr">
-        <a:solidFill>
-          <a:schemeClr val="tx1">
-            <a:lumMod val="15000"/>
-            <a:lumOff val="85000"/>
-          </a:schemeClr>
-        </a:solidFill>
-        <a:round/>
-      </a:ln>
-    </cs:spPr>
-    <cs:defRPr sz="900" kern="1200"/>
-  </cs:categoryAxis>
-  <cs:chartArea mods="allowNoFillOverride allowNoLineOverride">
-    <cs:lnRef idx="0"/>
-    <cs:fillRef idx="0"/>
-    <cs:effectRef idx="0"/>
-    <cs:fontRef idx="minor">
-      <a:schemeClr val="tx1"/>
-    </cs:fontRef>
-    <cs:spPr>
-      <a:solidFill>
-        <a:schemeClr val="bg1"/>
-      </a:solidFill>
-      <a:ln w="9525" cap="flat" cmpd="sng" algn="ctr">
-        <a:solidFill>
-          <a:schemeClr val="tx1">
-            <a:lumMod val="15000"/>
-            <a:lumOff val="85000"/>
-          </a:schemeClr>
-        </a:solidFill>
-        <a:round/>
-      </a:ln>
-    </cs:spPr>
-    <cs:defRPr sz="1000" kern="1200"/>
-  </cs:chartArea>
-  <cs:dataLabel>
-    <cs:lnRef idx="0"/>
-    <cs:fillRef idx="0"/>
-    <cs:effectRef idx="0"/>
-    <cs:fontRef idx="minor">
-      <a:schemeClr val="tx1">
-        <a:lumMod val="75000"/>
-        <a:lumOff val="25000"/>
-      </a:schemeClr>
-    </cs:fontRef>
-    <cs:defRPr sz="900" kern="1200"/>
-  </cs:dataLabel>
-  <cs:dataLabelCallout>
-    <cs:lnRef idx="0"/>
-    <cs:fillRef idx="0"/>
-    <cs:effectRef idx="0"/>
-    <cs:fontRef idx="minor">
-      <a:schemeClr val="dk1">
-        <a:lumMod val="65000"/>
-        <a:lumOff val="35000"/>
-      </a:schemeClr>
-    </cs:fontRef>
-    <cs:spPr>
-      <a:solidFill>
-        <a:schemeClr val="lt1"/>
-      </a:solidFill>
-      <a:ln>
-        <a:solidFill>
-          <a:schemeClr val="dk1">
-            <a:lumMod val="25000"/>
-            <a:lumOff val="75000"/>
-          </a:schemeClr>
-        </a:solidFill>
-      </a:ln>
-    </cs:spPr>
-    <cs:defRPr sz="900" kern="1200"/>
-    <cs:bodyPr rot="0" spcFirstLastPara="1" vertOverflow="clip" horzOverflow="clip" vert="horz" wrap="square" lIns="36576" tIns="18288" rIns="36576" bIns="18288" anchor="ctr" anchorCtr="1">
-      <a:spAutoFit/>
-    </cs:bodyPr>
-  </cs:dataLabelCallout>
-  <cs:dataPoint>
-    <cs:lnRef idx="0"/>
-    <cs:fillRef idx="1">
-      <cs:styleClr val="auto"/>
-    </cs:fillRef>
-    <cs:effectRef idx="0"/>
-    <cs:fontRef idx="minor">
-      <a:schemeClr val="tx1"/>
-    </cs:fontRef>
-  </cs:dataPoint>
-  <cs:dataPoint3D>
-    <cs:lnRef idx="0"/>
-    <cs:fillRef idx="1">
-      <cs:styleClr val="auto"/>
-    </cs:fillRef>
-    <cs:effectRef idx="0"/>
-    <cs:fontRef idx="minor">
-      <a:schemeClr val="tx1"/>
-    </cs:fontRef>
-  </cs:dataPoint3D>
-  <cs:dataPointLine>
-    <cs:lnRef idx="0">
-      <cs:styleClr val="auto"/>
-    </cs:lnRef>
-    <cs:fillRef idx="1"/>
-    <cs:effectRef idx="0"/>
-    <cs:fontRef idx="minor">
-      <a:schemeClr val="tx1"/>
-    </cs:fontRef>
-    <cs:spPr>
-      <a:ln w="28575" cap="rnd">
-        <a:solidFill>
-          <a:schemeClr val="phClr"/>
-        </a:solidFill>
-        <a:round/>
-      </a:ln>
-    </cs:spPr>
-  </cs:dataPointLine>
-  <cs:dataPointMarker>
-    <cs:lnRef idx="0">
-      <cs:styleClr val="auto"/>
-    </cs:lnRef>
-    <cs:fillRef idx="1">
-      <cs:styleClr val="auto"/>
-    </cs:fillRef>
-    <cs:effectRef idx="0"/>
-    <cs:fontRef idx="minor">
-      <a:schemeClr val="tx1"/>
-    </cs:fontRef>
-    <cs:spPr>
-      <a:ln w="9525">
-        <a:solidFill>
-          <a:schemeClr val="phClr"/>
-        </a:solidFill>
-      </a:ln>
-    </cs:spPr>
-  </cs:dataPointMarker>
-  <cs:dataPointMarkerLayout symbol="circle" size="5"/>
-  <cs:dataPointWireframe>
-    <cs:lnRef idx="0">
-      <cs:styleClr val="auto"/>
-    </cs:lnRef>
-    <cs:fillRef idx="1"/>
-    <cs:effectRef idx="0"/>
-    <cs:fontRef idx="minor">
-      <a:schemeClr val="tx1"/>
-    </cs:fontRef>
-    <cs:spPr>
-      <a:ln w="9525" cap="rnd">
-        <a:solidFill>
-          <a:schemeClr val="phClr"/>
-        </a:solidFill>
-        <a:round/>
-      </a:ln>
-    </cs:spPr>
-  </cs:dataPointWireframe>
-  <cs:dataTable>
-    <cs:lnRef idx="0"/>
-    <cs:fillRef idx="0"/>
-    <cs:effectRef idx="0"/>
-    <cs:fontRef idx="minor">
-      <a:schemeClr val="tx1">
-        <a:lumMod val="65000"/>
-        <a:lumOff val="35000"/>
-      </a:schemeClr>
-    </cs:fontRef>
-    <cs:spPr>
-      <a:noFill/>
-      <a:ln w="9525" cap="flat" cmpd="sng" algn="ctr">
-        <a:solidFill>
-          <a:schemeClr val="tx1">
-            <a:lumMod val="15000"/>
-            <a:lumOff val="85000"/>
-          </a:schemeClr>
-        </a:solidFill>
-        <a:round/>
-      </a:ln>
-    </cs:spPr>
-    <cs:defRPr sz="900" kern="1200"/>
-  </cs:dataTable>
-  <cs:downBar>
-    <cs:lnRef idx="0"/>
-    <cs:fillRef idx="0"/>
-    <cs:effectRef idx="0"/>
-    <cs:fontRef idx="minor">
-      <a:schemeClr val="dk1"/>
-    </cs:fontRef>
-    <cs:spPr>
-      <a:solidFill>
-        <a:schemeClr val="dk1">
-          <a:lumMod val="65000"/>
-          <a:lumOff val="35000"/>
-        </a:schemeClr>
-      </a:solidFill>
-      <a:ln w="9525">
-        <a:solidFill>
-          <a:schemeClr val="tx1">
-            <a:lumMod val="65000"/>
-            <a:lumOff val="35000"/>
-          </a:schemeClr>
-        </a:solidFill>
-      </a:ln>
-    </cs:spPr>
-  </cs:downBar>
-  <cs:dropLine>
-    <cs:lnRef idx="0"/>
-    <cs:fillRef idx="0"/>
-    <cs:effectRef idx="0"/>
-    <cs:fontRef idx="minor">
-      <a:schemeClr val="tx1"/>
-    </cs:fontRef>
-    <cs:spPr>
-      <a:ln w="9525" cap="flat" cmpd="sng" algn="ctr">
-        <a:solidFill>
-          <a:schemeClr val="tx1">
-            <a:lumMod val="35000"/>
-            <a:lumOff val="65000"/>
-          </a:schemeClr>
-        </a:solidFill>
-        <a:round/>
-      </a:ln>
-    </cs:spPr>
-  </cs:dropLine>
-  <cs:errorBar>
-    <cs:lnRef idx="0"/>
-    <cs:fillRef idx="0"/>
-    <cs:effectRef idx="0"/>
-    <cs:fontRef idx="minor">
-      <a:schemeClr val="tx1"/>
-    </cs:fontRef>
-    <cs:spPr>
-      <a:ln w="9525" cap="flat" cmpd="sng" algn="ctr">
-        <a:solidFill>
-          <a:schemeClr val="tx1">
-            <a:lumMod val="65000"/>
-            <a:lumOff val="35000"/>
-          </a:schemeClr>
-        </a:solidFill>
-        <a:round/>
-      </a:ln>
-    </cs:spPr>
-  </cs:errorBar>
-  <cs:floor>
-    <cs:lnRef idx="0"/>
-    <cs:fillRef idx="0"/>
-    <cs:effectRef idx="0"/>
-    <cs:fontRef idx="minor">
-      <a:schemeClr val="tx1"/>
-    </cs:fontRef>
-    <cs:spPr>
-      <a:noFill/>
-      <a:ln>
-        <a:noFill/>
-      </a:ln>
-    </cs:spPr>
-  </cs:floor>
-  <cs:gridlineMajor>
-    <cs:lnRef idx="0"/>
-    <cs:fillRef idx="0"/>
-    <cs:effectRef idx="0"/>
-    <cs:fontRef idx="minor">
-      <a:schemeClr val="tx1"/>
-    </cs:fontRef>
-    <cs:spPr>
-      <a:ln w="9525" cap="flat" cmpd="sng" algn="ctr">
-        <a:solidFill>
-          <a:schemeClr val="tx1">
-            <a:lumMod val="15000"/>
-            <a:lumOff val="85000"/>
-          </a:schemeClr>
-        </a:solidFill>
-        <a:round/>
-      </a:ln>
-    </cs:spPr>
-  </cs:gridlineMajor>
-  <cs:gridlineMinor>
-    <cs:lnRef idx="0"/>
-    <cs:fillRef idx="0"/>
-    <cs:effectRef idx="0"/>
-    <cs:fontRef idx="minor">
-      <a:schemeClr val="tx1"/>
-    </cs:fontRef>
-    <cs:spPr>
-      <a:ln w="9525" cap="flat" cmpd="sng" algn="ctr">
-        <a:solidFill>
-          <a:schemeClr val="tx1">
-            <a:lumMod val="5000"/>
-            <a:lumOff val="95000"/>
-          </a:schemeClr>
-        </a:solidFill>
-        <a:round/>
-      </a:ln>
-    </cs:spPr>
-  </cs:gridlineMinor>
-  <cs:hiLoLine>
-    <cs:lnRef idx="0"/>
-    <cs:fillRef idx="0"/>
-    <cs:effectRef idx="0"/>
-    <cs:fontRef idx="minor">
-      <a:schemeClr val="tx1"/>
-    </cs:fontRef>
-    <cs:spPr>
-      <a:ln w="9525" cap="flat" cmpd="sng" algn="ctr">
-        <a:solidFill>
-          <a:schemeClr val="tx1">
-            <a:lumMod val="75000"/>
-            <a:lumOff val="25000"/>
-          </a:schemeClr>
-        </a:solidFill>
-        <a:round/>
-      </a:ln>
-    </cs:spPr>
-  </cs:hiLoLine>
-  <cs:leaderLine>
-    <cs:lnRef idx="0"/>
-    <cs:fillRef idx="0"/>
-    <cs:effectRef idx="0"/>
-    <cs:fontRef idx="minor">
-      <a:schemeClr val="tx1"/>
-    </cs:fontRef>
-    <cs:spPr>
-      <a:ln w="9525" cap="flat" cmpd="sng" algn="ctr">
-        <a:solidFill>
-          <a:schemeClr val="tx1">
-            <a:lumMod val="35000"/>
-            <a:lumOff val="65000"/>
-          </a:schemeClr>
-        </a:solidFill>
-        <a:round/>
-      </a:ln>
-    </cs:spPr>
-  </cs:leaderLine>
-  <cs:legend>
-    <cs:lnRef idx="0"/>
-    <cs:fillRef idx="0"/>
-    <cs:effectRef idx="0"/>
-    <cs:fontRef idx="minor">
-      <a:schemeClr val="tx1">
-        <a:lumMod val="65000"/>
-        <a:lumOff val="35000"/>
-      </a:schemeClr>
-    </cs:fontRef>
-    <cs:defRPr sz="900" kern="1200"/>
-  </cs:legend>
-  <cs:plotArea mods="allowNoFillOverride allowNoLineOverride">
-    <cs:lnRef idx="0"/>
-    <cs:fillRef idx="0"/>
-    <cs:effectRef idx="0"/>
-    <cs:fontRef idx="minor">
-      <a:schemeClr val="tx1"/>
-    </cs:fontRef>
-  </cs:plotArea>
-  <cs:plotArea3D mods="allowNoFillOverride allowNoLineOverride">
-    <cs:lnRef idx="0"/>
-    <cs:fillRef idx="0"/>
-    <cs:effectRef idx="0"/>
-    <cs:fontRef idx="minor">
-      <a:schemeClr val="tx1"/>
-    </cs:fontRef>
-  </cs:plotArea3D>
-  <cs:seriesAxis>
-    <cs:lnRef idx="0"/>
-    <cs:fillRef idx="0"/>
-    <cs:effectRef idx="0"/>
-    <cs:fontRef idx="minor">
-      <a:schemeClr val="tx1">
-        <a:lumMod val="65000"/>
-        <a:lumOff val="35000"/>
-      </a:schemeClr>
-    </cs:fontRef>
-    <cs:defRPr sz="900" kern="1200"/>
-  </cs:seriesAxis>
-  <cs:seriesLine>
-    <cs:lnRef idx="0"/>
-    <cs:fillRef idx="0"/>
-    <cs:effectRef idx="0"/>
-    <cs:fontRef idx="minor">
-      <a:schemeClr val="tx1"/>
-    </cs:fontRef>
-    <cs:spPr>
-      <a:ln w="9525" cap="flat" cmpd="sng" algn="ctr">
-        <a:solidFill>
-          <a:schemeClr val="tx1">
-            <a:lumMod val="35000"/>
-            <a:lumOff val="65000"/>
-          </a:schemeClr>
-        </a:solidFill>
-        <a:round/>
-      </a:ln>
-    </cs:spPr>
-  </cs:seriesLine>
-  <cs:title>
-    <cs:lnRef idx="0"/>
-    <cs:fillRef idx="0"/>
-    <cs:effectRef idx="0"/>
-    <cs:fontRef idx="minor">
-      <a:schemeClr val="tx1">
-        <a:lumMod val="65000"/>
-        <a:lumOff val="35000"/>
-      </a:schemeClr>
-    </cs:fontRef>
-    <cs:defRPr sz="1400" b="0" kern="1200" spc="0" baseline="0"/>
-  </cs:title>
-  <cs:trendline>
-    <cs:lnRef idx="0">
-      <cs:styleClr val="auto"/>
-    </cs:lnRef>
-    <cs:fillRef idx="0"/>
-    <cs:effectRef idx="0"/>
-    <cs:fontRef idx="minor">
-      <a:schemeClr val="tx1"/>
-    </cs:fontRef>
-    <cs:spPr>
-      <a:ln w="19050" cap="rnd">
-        <a:solidFill>
-          <a:schemeClr val="phClr"/>
-        </a:solidFill>
-        <a:prstDash val="sysDot"/>
-      </a:ln>
-    </cs:spPr>
-  </cs:trendline>
-  <cs:trendlineLabel>
-    <cs:lnRef idx="0"/>
-    <cs:fillRef idx="0"/>
-    <cs:effectRef idx="0"/>
-    <cs:fontRef idx="minor">
-      <a:schemeClr val="tx1">
-        <a:lumMod val="65000"/>
-        <a:lumOff val="35000"/>
-      </a:schemeClr>
-    </cs:fontRef>
-    <cs:defRPr sz="900" kern="1200"/>
-  </cs:trendlineLabel>
-  <cs:upBar>
-    <cs:lnRef idx="0"/>
-    <cs:fillRef idx="0"/>
-    <cs:effectRef idx="0"/>
-    <cs:fontRef idx="minor">
-      <a:schemeClr val="dk1"/>
-    </cs:fontRef>
-    <cs:spPr>
-      <a:solidFill>
-        <a:schemeClr val="lt1"/>
-      </a:solidFill>
-      <a:ln w="9525">
-        <a:solidFill>
-          <a:schemeClr val="tx1">
-            <a:lumMod val="15000"/>
-            <a:lumOff val="85000"/>
-          </a:schemeClr>
-        </a:solidFill>
-      </a:ln>
-    </cs:spPr>
-  </cs:upBar>
-  <cs:valueAxis>
-    <cs:lnRef idx="0"/>
-    <cs:fillRef idx="0"/>
-    <cs:effectRef idx="0"/>
-    <cs:fontRef idx="minor">
-      <a:schemeClr val="tx1">
-        <a:lumMod val="65000"/>
-        <a:lumOff val="35000"/>
-      </a:schemeClr>
-    </cs:fontRef>
-    <cs:defRPr sz="900" kern="1200"/>
-  </cs:valueAxis>
-  <cs:wall>
-    <cs:lnRef idx="0"/>
-    <cs:fillRef idx="0"/>
-    <cs:effectRef idx="0"/>
-    <cs:fontRef idx="minor">
-      <a:schemeClr val="tx1"/>
-    </cs:fontRef>
-    <cs:spPr>
-      <a:noFill/>
-      <a:ln>
-        <a:noFill/>
-      </a:ln>
-    </cs:spPr>
-  </cs:wall>
-</cs:chartStyle>
-</file>
-
-<file path=word/charts/style2.xml><?xml version="1.0" encoding="utf-8"?>
 <cs:chartStyle xmlns:cs="http://schemas.microsoft.com/office/drawing/2012/chartStyle" xmlns:a="http://schemas.openxmlformats.org/drawingml/2006/main" id="332">
   <cs:axisTitle>
     <cs:lnRef idx="0"/>
@@ -20754,290 +19878,4 @@
     </a:ext>
   </a:extLst>
 </a:theme>
-</file>
-
-<file path=word/theme/themeOverride1.xml><?xml version="1.0" encoding="utf-8"?>
-<a:themeOverride xmlns:a="http://schemas.openxmlformats.org/drawingml/2006/main">
-  <a:clrScheme name="Office">
-    <a:dk1>
-      <a:sysClr val="windowText" lastClr="000000"/>
-    </a:dk1>
-    <a:lt1>
-      <a:sysClr val="window" lastClr="FFFFFF"/>
-    </a:lt1>
-    <a:dk2>
-      <a:srgbClr val="44546A"/>
-    </a:dk2>
-    <a:lt2>
-      <a:srgbClr val="E7E6E6"/>
-    </a:lt2>
-    <a:accent1>
-      <a:srgbClr val="4472C4"/>
-    </a:accent1>
-    <a:accent2>
-      <a:srgbClr val="ED7D31"/>
-    </a:accent2>
-    <a:accent3>
-      <a:srgbClr val="A5A5A5"/>
-    </a:accent3>
-    <a:accent4>
-      <a:srgbClr val="FFC000"/>
-    </a:accent4>
-    <a:accent5>
-      <a:srgbClr val="5B9BD5"/>
-    </a:accent5>
-    <a:accent6>
-      <a:srgbClr val="70AD47"/>
-    </a:accent6>
-    <a:hlink>
-      <a:srgbClr val="0563C1"/>
-    </a:hlink>
-    <a:folHlink>
-      <a:srgbClr val="954F72"/>
-    </a:folHlink>
-  </a:clrScheme>
-  <a:fontScheme name="Office">
-    <a:majorFont>
-      <a:latin typeface="Calibri Light" panose="020F0302020204030204"/>
-      <a:ea typeface=""/>
-      <a:cs typeface=""/>
-      <a:font script="Jpan" typeface="游ゴシック Light"/>
-      <a:font script="Hang" typeface="맑은 고딕"/>
-      <a:font script="Hans" typeface="等线 Light"/>
-      <a:font script="Hant" typeface="新細明體"/>
-      <a:font script="Arab" typeface="Times New Roman"/>
-      <a:font script="Hebr" typeface="Times New Roman"/>
-      <a:font script="Thai" typeface="Tahoma"/>
-      <a:font script="Ethi" typeface="Nyala"/>
-      <a:font script="Beng" typeface="Vrinda"/>
-      <a:font script="Gujr" typeface="Shruti"/>
-      <a:font script="Khmr" typeface="MoolBoran"/>
-      <a:font script="Knda" typeface="Tunga"/>
-      <a:font script="Guru" typeface="Raavi"/>
-      <a:font script="Cans" typeface="Euphemia"/>
-      <a:font script="Cher" typeface="Plantagenet Cherokee"/>
-      <a:font script="Yiii" typeface="Microsoft Yi Baiti"/>
-      <a:font script="Tibt" typeface="Microsoft Himalaya"/>
-      <a:font script="Thaa" typeface="MV Boli"/>
-      <a:font script="Deva" typeface="Mangal"/>
-      <a:font script="Telu" typeface="Gautami"/>
-      <a:font script="Taml" typeface="Latha"/>
-      <a:font script="Syrc" typeface="Estrangelo Edessa"/>
-      <a:font script="Orya" typeface="Kalinga"/>
-      <a:font script="Mlym" typeface="Kartika"/>
-      <a:font script="Laoo" typeface="DokChampa"/>
-      <a:font script="Sinh" typeface="Iskoola Pota"/>
-      <a:font script="Mong" typeface="Mongolian Baiti"/>
-      <a:font script="Viet" typeface="Times New Roman"/>
-      <a:font script="Uigh" typeface="Microsoft Uighur"/>
-      <a:font script="Geor" typeface="Sylfaen"/>
-      <a:font script="Armn" typeface="Arial"/>
-      <a:font script="Bugi" typeface="Leelawadee UI"/>
-      <a:font script="Bopo" typeface="Microsoft JhengHei"/>
-      <a:font script="Java" typeface="Javanese Text"/>
-      <a:font script="Lisu" typeface="Segoe UI"/>
-      <a:font script="Mymr" typeface="Myanmar Text"/>
-      <a:font script="Nkoo" typeface="Ebrima"/>
-      <a:font script="Olck" typeface="Nirmala UI"/>
-      <a:font script="Osma" typeface="Ebrima"/>
-      <a:font script="Phag" typeface="Phagspa"/>
-      <a:font script="Syrn" typeface="Estrangelo Edessa"/>
-      <a:font script="Syrj" typeface="Estrangelo Edessa"/>
-      <a:font script="Syre" typeface="Estrangelo Edessa"/>
-      <a:font script="Sora" typeface="Nirmala UI"/>
-      <a:font script="Tale" typeface="Microsoft Tai Le"/>
-      <a:font script="Talu" typeface="Microsoft New Tai Lue"/>
-      <a:font script="Tfng" typeface="Ebrima"/>
-    </a:majorFont>
-    <a:minorFont>
-      <a:latin typeface="Calibri" panose="020F0502020204030204"/>
-      <a:ea typeface=""/>
-      <a:cs typeface=""/>
-      <a:font script="Jpan" typeface="游ゴシック"/>
-      <a:font script="Hang" typeface="맑은 고딕"/>
-      <a:font script="Hans" typeface="等线"/>
-      <a:font script="Hant" typeface="新細明體"/>
-      <a:font script="Arab" typeface="Arial"/>
-      <a:font script="Hebr" typeface="Arial"/>
-      <a:font script="Thai" typeface="Tahoma"/>
-      <a:font script="Ethi" typeface="Nyala"/>
-      <a:font script="Beng" typeface="Vrinda"/>
-      <a:font script="Gujr" typeface="Shruti"/>
-      <a:font script="Khmr" typeface="DaunPenh"/>
-      <a:font script="Knda" typeface="Tunga"/>
-      <a:font script="Guru" typeface="Raavi"/>
-      <a:font script="Cans" typeface="Euphemia"/>
-      <a:font script="Cher" typeface="Plantagenet Cherokee"/>
-      <a:font script="Yiii" typeface="Microsoft Yi Baiti"/>
-      <a:font script="Tibt" typeface="Microsoft Himalaya"/>
-      <a:font script="Thaa" typeface="MV Boli"/>
-      <a:font script="Deva" typeface="Mangal"/>
-      <a:font script="Telu" typeface="Gautami"/>
-      <a:font script="Taml" typeface="Latha"/>
-      <a:font script="Syrc" typeface="Estrangelo Edessa"/>
-      <a:font script="Orya" typeface="Kalinga"/>
-      <a:font script="Mlym" typeface="Kartika"/>
-      <a:font script="Laoo" typeface="DokChampa"/>
-      <a:font script="Sinh" typeface="Iskoola Pota"/>
-      <a:font script="Mong" typeface="Mongolian Baiti"/>
-      <a:font script="Viet" typeface="Arial"/>
-      <a:font script="Uigh" typeface="Microsoft Uighur"/>
-      <a:font script="Geor" typeface="Sylfaen"/>
-      <a:font script="Armn" typeface="Arial"/>
-      <a:font script="Bugi" typeface="Leelawadee UI"/>
-      <a:font script="Bopo" typeface="Microsoft JhengHei"/>
-      <a:font script="Java" typeface="Javanese Text"/>
-      <a:font script="Lisu" typeface="Segoe UI"/>
-      <a:font script="Mymr" typeface="Myanmar Text"/>
-      <a:font script="Nkoo" typeface="Ebrima"/>
-      <a:font script="Olck" typeface="Nirmala UI"/>
-      <a:font script="Osma" typeface="Ebrima"/>
-      <a:font script="Phag" typeface="Phagspa"/>
-      <a:font script="Syrn" typeface="Estrangelo Edessa"/>
-      <a:font script="Syrj" typeface="Estrangelo Edessa"/>
-      <a:font script="Syre" typeface="Estrangelo Edessa"/>
-      <a:font script="Sora" typeface="Nirmala UI"/>
-      <a:font script="Tale" typeface="Microsoft Tai Le"/>
-      <a:font script="Talu" typeface="Microsoft New Tai Lue"/>
-      <a:font script="Tfng" typeface="Ebrima"/>
-    </a:minorFont>
-  </a:fontScheme>
-  <a:fmtScheme name="Office">
-    <a:fillStyleLst>
-      <a:solidFill>
-        <a:schemeClr val="phClr"/>
-      </a:solidFill>
-      <a:gradFill rotWithShape="1">
-        <a:gsLst>
-          <a:gs pos="0">
-            <a:schemeClr val="phClr">
-              <a:lumMod val="110000"/>
-              <a:satMod val="105000"/>
-              <a:tint val="67000"/>
-            </a:schemeClr>
-          </a:gs>
-          <a:gs pos="50000">
-            <a:schemeClr val="phClr">
-              <a:lumMod val="105000"/>
-              <a:satMod val="103000"/>
-              <a:tint val="73000"/>
-            </a:schemeClr>
-          </a:gs>
-          <a:gs pos="100000">
-            <a:schemeClr val="phClr">
-              <a:lumMod val="105000"/>
-              <a:satMod val="109000"/>
-              <a:tint val="81000"/>
-            </a:schemeClr>
-          </a:gs>
-        </a:gsLst>
-        <a:lin ang="5400000" scaled="0"/>
-      </a:gradFill>
-      <a:gradFill rotWithShape="1">
-        <a:gsLst>
-          <a:gs pos="0">
-            <a:schemeClr val="phClr">
-              <a:satMod val="103000"/>
-              <a:lumMod val="102000"/>
-              <a:tint val="94000"/>
-            </a:schemeClr>
-          </a:gs>
-          <a:gs pos="50000">
-            <a:schemeClr val="phClr">
-              <a:satMod val="110000"/>
-              <a:lumMod val="100000"/>
-              <a:shade val="100000"/>
-            </a:schemeClr>
-          </a:gs>
-          <a:gs pos="100000">
-            <a:schemeClr val="phClr">
-              <a:lumMod val="99000"/>
-              <a:satMod val="120000"/>
-              <a:shade val="78000"/>
-            </a:schemeClr>
-          </a:gs>
-        </a:gsLst>
-        <a:lin ang="5400000" scaled="0"/>
-      </a:gradFill>
-    </a:fillStyleLst>
-    <a:lnStyleLst>
-      <a:ln w="6350" cap="flat" cmpd="sng" algn="ctr">
-        <a:solidFill>
-          <a:schemeClr val="phClr"/>
-        </a:solidFill>
-        <a:prstDash val="solid"/>
-        <a:miter lim="800000"/>
-      </a:ln>
-      <a:ln w="12700" cap="flat" cmpd="sng" algn="ctr">
-        <a:solidFill>
-          <a:schemeClr val="phClr"/>
-        </a:solidFill>
-        <a:prstDash val="solid"/>
-        <a:miter lim="800000"/>
-      </a:ln>
-      <a:ln w="19050" cap="flat" cmpd="sng" algn="ctr">
-        <a:solidFill>
-          <a:schemeClr val="phClr"/>
-        </a:solidFill>
-        <a:prstDash val="solid"/>
-        <a:miter lim="800000"/>
-      </a:ln>
-    </a:lnStyleLst>
-    <a:effectStyleLst>
-      <a:effectStyle>
-        <a:effectLst/>
-      </a:effectStyle>
-      <a:effectStyle>
-        <a:effectLst/>
-      </a:effectStyle>
-      <a:effectStyle>
-        <a:effectLst>
-          <a:outerShdw blurRad="57150" dist="19050" dir="5400000" algn="ctr" rotWithShape="0">
-            <a:srgbClr val="000000">
-              <a:alpha val="63000"/>
-            </a:srgbClr>
-          </a:outerShdw>
-        </a:effectLst>
-      </a:effectStyle>
-    </a:effectStyleLst>
-    <a:bgFillStyleLst>
-      <a:solidFill>
-        <a:schemeClr val="phClr"/>
-      </a:solidFill>
-      <a:solidFill>
-        <a:schemeClr val="phClr">
-          <a:tint val="95000"/>
-          <a:satMod val="170000"/>
-        </a:schemeClr>
-      </a:solidFill>
-      <a:gradFill rotWithShape="1">
-        <a:gsLst>
-          <a:gs pos="0">
-            <a:schemeClr val="phClr">
-              <a:tint val="93000"/>
-              <a:satMod val="150000"/>
-              <a:shade val="98000"/>
-              <a:lumMod val="102000"/>
-            </a:schemeClr>
-          </a:gs>
-          <a:gs pos="50000">
-            <a:schemeClr val="phClr">
-              <a:tint val="98000"/>
-              <a:satMod val="130000"/>
-              <a:shade val="90000"/>
-              <a:lumMod val="103000"/>
-            </a:schemeClr>
-          </a:gs>
-          <a:gs pos="100000">
-            <a:schemeClr val="phClr">
-              <a:shade val="63000"/>
-              <a:satMod val="120000"/>
-            </a:schemeClr>
-          </a:gs>
-        </a:gsLst>
-        <a:lin ang="5400000" scaled="0"/>
-      </a:gradFill>
-    </a:bgFillStyleLst>
-  </a:fmtScheme>
-</a:themeOverride>
 </file>
--- a/docs/BYNATIONALITY/Мордовки.docx
+++ b/docs/BYNATIONALITY/Мордовки.docx
@@ -369,7 +369,7 @@
                 <w:szCs w:val="16"/>
                 <w:lang w:val="ru-RU"/>
               </w:rPr>
-              <w:t>асстреляны:</w:t>
+              <w:t>асстреляны</w:t>
             </w:r>
             <w:r>
               <w:rPr>
@@ -497,7 +497,25 @@
                 <w:szCs w:val="16"/>
                 <w:lang w:val="ru-RU"/>
               </w:rPr>
-              <w:t xml:space="preserve">Согласно переписи населения 1937 года общая численность мордвин проживавших в СССР составляла 1 248 867 человек, таким образом </w:t>
+              <w:t>Согласно переписи населения 1937 года общая численность мордвин</w:t>
+            </w:r>
+            <w:r>
+              <w:rPr>
+                <w:rFonts w:ascii="Arial" w:hAnsi="Arial" w:cs="Arial"/>
+                <w:sz w:val="16"/>
+                <w:szCs w:val="16"/>
+                <w:lang w:val="ru-RU"/>
+              </w:rPr>
+              <w:t>ов</w:t>
+            </w:r>
+            <w:r>
+              <w:rPr>
+                <w:rFonts w:ascii="Arial" w:hAnsi="Arial" w:cs="Arial"/>
+                <w:sz w:val="16"/>
+                <w:szCs w:val="16"/>
+                <w:lang w:val="ru-RU"/>
+              </w:rPr>
+              <w:t xml:space="preserve"> проживавших в СССР составляла 1 248 867 человек, таким образом </w:t>
             </w:r>
             <w:r>
               <w:rPr>
@@ -551,7 +569,25 @@
                 <w:szCs w:val="16"/>
                 <w:lang w:val="ru-RU"/>
               </w:rPr>
-              <w:t xml:space="preserve"> мордовок это безвозвратные потери </w:t>
+              <w:t xml:space="preserve"> мордов</w:t>
+            </w:r>
+            <w:r>
+              <w:rPr>
+                <w:rFonts w:ascii="Arial" w:hAnsi="Arial" w:cs="Arial"/>
+                <w:sz w:val="16"/>
+                <w:szCs w:val="16"/>
+                <w:lang w:val="ru-RU"/>
+              </w:rPr>
+              <w:t>ки</w:t>
+            </w:r>
+            <w:r>
+              <w:rPr>
+                <w:rFonts w:ascii="Arial" w:hAnsi="Arial" w:cs="Arial"/>
+                <w:sz w:val="16"/>
+                <w:szCs w:val="16"/>
+                <w:lang w:val="ru-RU"/>
+              </w:rPr>
+              <w:t xml:space="preserve"> это безвозвратные потери </w:t>
             </w:r>
             <w:r>
               <w:rPr>
@@ -587,27 +623,7 @@
                 <w:szCs w:val="16"/>
                 <w:lang w:val="ru-RU"/>
               </w:rPr>
-              <w:t xml:space="preserve">% от общего числа </w:t>
-            </w:r>
-            <w:proofErr w:type="gramStart"/>
-            <w:r>
-              <w:rPr>
-                <w:rFonts w:ascii="Arial" w:hAnsi="Arial" w:cs="Arial"/>
-                <w:sz w:val="16"/>
-                <w:szCs w:val="16"/>
-                <w:lang w:val="ru-RU"/>
-              </w:rPr>
-              <w:t>мордвинов</w:t>
-            </w:r>
-            <w:proofErr w:type="gramEnd"/>
-            <w:r>
-              <w:rPr>
-                <w:rFonts w:ascii="Arial" w:hAnsi="Arial" w:cs="Arial"/>
-                <w:sz w:val="16"/>
-                <w:szCs w:val="16"/>
-                <w:lang w:val="ru-RU"/>
-              </w:rPr>
-              <w:t xml:space="preserve"> проживавших на тот момент в СССР</w:t>
+              <w:t>% от общего числа мордвинов проживавших на тот момент в СССР</w:t>
             </w:r>
             <w:r>
               <w:rPr>
@@ -1348,9 +1364,46 @@
                 <w:rFonts w:ascii="Arial" w:hAnsi="Arial" w:cs="Arial"/>
                 <w:sz w:val="16"/>
                 <w:szCs w:val="16"/>
-                <w:lang w:val="ru-RU"/>
-              </w:rPr>
-              <w:t>Партийность: Беспартийные</w:t>
+                <w:u w:val="single"/>
+                <w:lang w:val="ru-RU"/>
+              </w:rPr>
+              <w:t>Партийность</w:t>
+            </w:r>
+            <w:r>
+              <w:rPr>
+                <w:rFonts w:ascii="Arial" w:hAnsi="Arial" w:cs="Arial"/>
+                <w:sz w:val="16"/>
+                <w:szCs w:val="16"/>
+                <w:lang w:val="ru-RU"/>
+              </w:rPr>
+              <w:t xml:space="preserve">: </w:t>
+            </w:r>
+            <w:r>
+              <w:rPr>
+                <w:rFonts w:ascii="Arial" w:hAnsi="Arial" w:cs="Arial"/>
+                <w:sz w:val="16"/>
+                <w:szCs w:val="16"/>
+                <w:lang w:val="ru-RU"/>
+              </w:rPr>
+              <w:t>б</w:t>
+            </w:r>
+            <w:r>
+              <w:rPr>
+                <w:rFonts w:ascii="Arial" w:hAnsi="Arial" w:cs="Arial"/>
+                <w:sz w:val="16"/>
+                <w:szCs w:val="16"/>
+                <w:lang w:val="ru-RU"/>
+              </w:rPr>
+              <w:t>еспартийн</w:t>
+            </w:r>
+            <w:r>
+              <w:rPr>
+                <w:rFonts w:ascii="Arial" w:hAnsi="Arial" w:cs="Arial"/>
+                <w:sz w:val="16"/>
+                <w:szCs w:val="16"/>
+                <w:lang w:val="ru-RU"/>
+              </w:rPr>
+              <w:t>ая</w:t>
             </w:r>
             <w:r>
               <w:rPr>
@@ -1421,9 +1474,19 @@
                 <w:rFonts w:ascii="Arial" w:hAnsi="Arial" w:cs="Arial"/>
                 <w:sz w:val="16"/>
                 <w:szCs w:val="16"/>
-                <w:lang w:val="ru-RU"/>
-              </w:rPr>
-              <w:t>Образование: начальное – 8, среднее, малограмотная, ни</w:t>
+                <w:u w:val="single"/>
+                <w:lang w:val="ru-RU"/>
+              </w:rPr>
+              <w:t>Образование</w:t>
+            </w:r>
+            <w:r>
+              <w:rPr>
+                <w:rFonts w:ascii="Arial" w:hAnsi="Arial" w:cs="Arial"/>
+                <w:sz w:val="16"/>
+                <w:szCs w:val="16"/>
+                <w:lang w:val="ru-RU"/>
+              </w:rPr>
+              <w:t>: начальное – 8, среднее, малограмотная, ни</w:t>
             </w:r>
             <w:r>
               <w:rPr>
@@ -1503,29 +1566,19 @@
                 <w:rFonts w:ascii="Arial" w:hAnsi="Arial" w:cs="Arial"/>
                 <w:sz w:val="16"/>
                 <w:szCs w:val="16"/>
-                <w:lang w:val="ru-RU"/>
-              </w:rPr>
-              <w:t xml:space="preserve">Профессия/социальная </w:t>
-            </w:r>
-            <w:proofErr w:type="gramStart"/>
-            <w:r>
-              <w:rPr>
-                <w:rFonts w:ascii="Arial" w:hAnsi="Arial" w:cs="Arial"/>
-                <w:sz w:val="16"/>
-                <w:szCs w:val="16"/>
-                <w:lang w:val="ru-RU"/>
-              </w:rPr>
-              <w:t>страта:;</w:t>
-            </w:r>
-            <w:proofErr w:type="gramEnd"/>
-            <w:r>
-              <w:rPr>
-                <w:rFonts w:ascii="Arial" w:hAnsi="Arial" w:cs="Arial"/>
-                <w:sz w:val="16"/>
-                <w:szCs w:val="16"/>
-                <w:lang w:val="ru-RU"/>
-              </w:rPr>
-              <w:t xml:space="preserve"> </w:t>
+                <w:u w:val="single"/>
+                <w:lang w:val="ru-RU"/>
+              </w:rPr>
+              <w:t>Профессия/социальная страта</w:t>
+            </w:r>
+            <w:r>
+              <w:rPr>
+                <w:rFonts w:ascii="Arial" w:hAnsi="Arial" w:cs="Arial"/>
+                <w:sz w:val="16"/>
+                <w:szCs w:val="16"/>
+                <w:lang w:val="ru-RU"/>
+              </w:rPr>
+              <w:t xml:space="preserve">: </w:t>
             </w:r>
             <w:r>
               <w:rPr>
@@ -1641,9 +1694,19 @@
                 <w:rFonts w:ascii="Arial" w:hAnsi="Arial" w:cs="Arial"/>
                 <w:sz w:val="16"/>
                 <w:szCs w:val="16"/>
-                <w:lang w:val="ru-RU"/>
-              </w:rPr>
-              <w:t>Места захоронений: Барнаул</w:t>
+                <w:u w:val="single"/>
+                <w:lang w:val="ru-RU"/>
+              </w:rPr>
+              <w:t>Места захоронений</w:t>
+            </w:r>
+            <w:r>
+              <w:rPr>
+                <w:rFonts w:ascii="Arial" w:hAnsi="Arial" w:cs="Arial"/>
+                <w:sz w:val="16"/>
+                <w:szCs w:val="16"/>
+                <w:lang w:val="ru-RU"/>
+              </w:rPr>
+              <w:t>: Барнаул</w:t>
             </w:r>
             <w:r>
               <w:rPr>
@@ -1674,17 +1737,15 @@
               </w:rPr>
               <w:t xml:space="preserve">, Владивосток, Казань, </w:t>
             </w:r>
-            <w:proofErr w:type="spellStart"/>
-            <w:r>
-              <w:rPr>
-                <w:rFonts w:ascii="Arial" w:hAnsi="Arial" w:cs="Arial"/>
-                <w:sz w:val="16"/>
-                <w:szCs w:val="16"/>
-                <w:lang w:val="ru-RU"/>
-              </w:rPr>
-              <w:t>Куйбушев</w:t>
-            </w:r>
-            <w:proofErr w:type="spellEnd"/>
+            <w:r>
+              <w:rPr>
+                <w:rFonts w:ascii="Arial" w:hAnsi="Arial" w:cs="Arial"/>
+                <w:sz w:val="16"/>
+                <w:szCs w:val="16"/>
+                <w:lang w:val="ru-RU"/>
+              </w:rPr>
+              <w:t>Куйбышев</w:t>
+            </w:r>
             <w:r>
               <w:rPr>
                 <w:rFonts w:ascii="Arial" w:hAnsi="Arial" w:cs="Arial"/>
@@ -2065,7 +2126,6 @@
           <w:tcPr>
             <w:tcW w:w="9450" w:type="dxa"/>
             <w:gridSpan w:val="8"/>
-            <w:shd w:val="clear" w:color="auto" w:fill="auto"/>
             <w:vAlign w:val="center"/>
           </w:tcPr>
           <w:p>
@@ -2120,7 +2180,6 @@
         <w:tc>
           <w:tcPr>
             <w:tcW w:w="1181" w:type="dxa"/>
-            <w:shd w:val="clear" w:color="auto" w:fill="auto"/>
             <w:vAlign w:val="center"/>
           </w:tcPr>
           <w:p>
@@ -2156,7 +2215,6 @@
         <w:tc>
           <w:tcPr>
             <w:tcW w:w="1181" w:type="dxa"/>
-            <w:shd w:val="clear" w:color="auto" w:fill="auto"/>
             <w:vAlign w:val="center"/>
           </w:tcPr>
           <w:p>
@@ -2192,7 +2250,6 @@
         <w:tc>
           <w:tcPr>
             <w:tcW w:w="1181" w:type="dxa"/>
-            <w:shd w:val="clear" w:color="auto" w:fill="auto"/>
             <w:vAlign w:val="center"/>
           </w:tcPr>
           <w:p>
@@ -2228,7 +2285,6 @@
         <w:tc>
           <w:tcPr>
             <w:tcW w:w="1182" w:type="dxa"/>
-            <w:shd w:val="clear" w:color="auto" w:fill="auto"/>
             <w:vAlign w:val="center"/>
           </w:tcPr>
           <w:p>
@@ -2264,7 +2320,6 @@
         <w:tc>
           <w:tcPr>
             <w:tcW w:w="1181" w:type="dxa"/>
-            <w:shd w:val="clear" w:color="auto" w:fill="auto"/>
             <w:vAlign w:val="center"/>
           </w:tcPr>
           <w:p>
@@ -2300,7 +2355,6 @@
         <w:tc>
           <w:tcPr>
             <w:tcW w:w="1181" w:type="dxa"/>
-            <w:shd w:val="clear" w:color="auto" w:fill="auto"/>
             <w:vAlign w:val="center"/>
           </w:tcPr>
           <w:p>
@@ -2336,7 +2390,6 @@
         <w:tc>
           <w:tcPr>
             <w:tcW w:w="1181" w:type="dxa"/>
-            <w:shd w:val="clear" w:color="auto" w:fill="auto"/>
             <w:vAlign w:val="center"/>
           </w:tcPr>
           <w:p>
@@ -2373,7 +2426,6 @@
         <w:tc>
           <w:tcPr>
             <w:tcW w:w="1182" w:type="dxa"/>
-            <w:shd w:val="clear" w:color="auto" w:fill="auto"/>
             <w:vAlign w:val="center"/>
           </w:tcPr>
           <w:p>
@@ -2411,7 +2463,6 @@
         <w:tc>
           <w:tcPr>
             <w:tcW w:w="1181" w:type="dxa"/>
-            <w:shd w:val="clear" w:color="auto" w:fill="auto"/>
             <w:vAlign w:val="center"/>
           </w:tcPr>
           <w:p>
@@ -2440,7 +2491,6 @@
         <w:tc>
           <w:tcPr>
             <w:tcW w:w="1181" w:type="dxa"/>
-            <w:shd w:val="clear" w:color="auto" w:fill="auto"/>
             <w:vAlign w:val="center"/>
           </w:tcPr>
           <w:p>
@@ -2469,7 +2519,6 @@
         <w:tc>
           <w:tcPr>
             <w:tcW w:w="1181" w:type="dxa"/>
-            <w:shd w:val="clear" w:color="auto" w:fill="auto"/>
             <w:vAlign w:val="center"/>
           </w:tcPr>
           <w:p>
@@ -2497,7 +2546,6 @@
         <w:tc>
           <w:tcPr>
             <w:tcW w:w="1182" w:type="dxa"/>
-            <w:shd w:val="clear" w:color="auto" w:fill="auto"/>
             <w:vAlign w:val="center"/>
           </w:tcPr>
           <w:p>
@@ -2525,7 +2573,6 @@
         <w:tc>
           <w:tcPr>
             <w:tcW w:w="1181" w:type="dxa"/>
-            <w:shd w:val="clear" w:color="auto" w:fill="auto"/>
             <w:vAlign w:val="center"/>
           </w:tcPr>
           <w:p>
@@ -2554,7 +2601,6 @@
         <w:tc>
           <w:tcPr>
             <w:tcW w:w="1181" w:type="dxa"/>
-            <w:shd w:val="clear" w:color="auto" w:fill="auto"/>
             <w:vAlign w:val="center"/>
           </w:tcPr>
           <w:p>
@@ -2583,7 +2629,6 @@
         <w:tc>
           <w:tcPr>
             <w:tcW w:w="1181" w:type="dxa"/>
-            <w:shd w:val="clear" w:color="auto" w:fill="auto"/>
             <w:vAlign w:val="center"/>
           </w:tcPr>
           <w:p>
@@ -2612,7 +2657,6 @@
         <w:tc>
           <w:tcPr>
             <w:tcW w:w="1182" w:type="dxa"/>
-            <w:shd w:val="clear" w:color="auto" w:fill="auto"/>
             <w:vAlign w:val="center"/>
           </w:tcPr>
           <w:p>
@@ -2683,7 +2727,6 @@
           <w:tcPr>
             <w:tcW w:w="8030" w:type="dxa"/>
             <w:gridSpan w:val="6"/>
-            <w:shd w:val="clear" w:color="auto" w:fill="auto"/>
             <w:vAlign w:val="center"/>
           </w:tcPr>
           <w:p>
@@ -2788,7 +2831,6 @@
         <w:tc>
           <w:tcPr>
             <w:tcW w:w="1338" w:type="dxa"/>
-            <w:shd w:val="clear" w:color="auto" w:fill="auto"/>
             <w:vAlign w:val="center"/>
           </w:tcPr>
           <w:p>
@@ -2817,7 +2859,6 @@
         <w:tc>
           <w:tcPr>
             <w:tcW w:w="1338" w:type="dxa"/>
-            <w:shd w:val="clear" w:color="auto" w:fill="auto"/>
             <w:vAlign w:val="center"/>
           </w:tcPr>
           <w:p>
@@ -2845,7 +2886,6 @@
         <w:tc>
           <w:tcPr>
             <w:tcW w:w="1339" w:type="dxa"/>
-            <w:shd w:val="clear" w:color="auto" w:fill="auto"/>
             <w:vAlign w:val="center"/>
           </w:tcPr>
           <w:p>
@@ -2901,7 +2941,6 @@
         <w:tc>
           <w:tcPr>
             <w:tcW w:w="1338" w:type="dxa"/>
-            <w:shd w:val="clear" w:color="auto" w:fill="auto"/>
             <w:vAlign w:val="center"/>
           </w:tcPr>
           <w:p>
@@ -2941,7 +2980,6 @@
         <w:tc>
           <w:tcPr>
             <w:tcW w:w="1338" w:type="dxa"/>
-            <w:shd w:val="clear" w:color="auto" w:fill="auto"/>
             <w:vAlign w:val="center"/>
           </w:tcPr>
           <w:p>
@@ -2981,7 +3019,6 @@
         <w:tc>
           <w:tcPr>
             <w:tcW w:w="1339" w:type="dxa"/>
-            <w:shd w:val="clear" w:color="auto" w:fill="auto"/>
             <w:vAlign w:val="center"/>
           </w:tcPr>
           <w:p>
@@ -3026,7 +3063,6 @@
         <w:tc>
           <w:tcPr>
             <w:tcW w:w="1338" w:type="dxa"/>
-            <w:shd w:val="clear" w:color="auto" w:fill="auto"/>
             <w:vAlign w:val="center"/>
           </w:tcPr>
           <w:p>
@@ -3056,7 +3092,6 @@
         <w:tc>
           <w:tcPr>
             <w:tcW w:w="1338" w:type="dxa"/>
-            <w:shd w:val="clear" w:color="auto" w:fill="auto"/>
             <w:vAlign w:val="center"/>
           </w:tcPr>
           <w:p>
@@ -3085,7 +3120,6 @@
         <w:tc>
           <w:tcPr>
             <w:tcW w:w="1339" w:type="dxa"/>
-            <w:shd w:val="clear" w:color="auto" w:fill="auto"/>
             <w:vAlign w:val="center"/>
           </w:tcPr>
           <w:p>
@@ -3114,7 +3148,6 @@
         <w:tc>
           <w:tcPr>
             <w:tcW w:w="1338" w:type="dxa"/>
-            <w:shd w:val="clear" w:color="auto" w:fill="auto"/>
             <w:vAlign w:val="center"/>
           </w:tcPr>
           <w:p>
@@ -3144,7 +3177,6 @@
         <w:tc>
           <w:tcPr>
             <w:tcW w:w="1338" w:type="dxa"/>
-            <w:shd w:val="clear" w:color="auto" w:fill="auto"/>
             <w:vAlign w:val="center"/>
           </w:tcPr>
           <w:p>
@@ -3174,7 +3206,6 @@
         <w:tc>
           <w:tcPr>
             <w:tcW w:w="1339" w:type="dxa"/>
-            <w:shd w:val="clear" w:color="auto" w:fill="auto"/>
             <w:vAlign w:val="center"/>
           </w:tcPr>
           <w:p>
@@ -3277,7 +3308,6 @@
         <w:tc>
           <w:tcPr>
             <w:tcW w:w="11044" w:type="dxa"/>
-            <w:shd w:val="clear" w:color="auto" w:fill="auto"/>
             <w:vAlign w:val="center"/>
           </w:tcPr>
           <w:p>
@@ -3316,7 +3346,6 @@
         <w:tc>
           <w:tcPr>
             <w:tcW w:w="11044" w:type="dxa"/>
-            <w:shd w:val="clear" w:color="auto" w:fill="auto"/>
             <w:vAlign w:val="center"/>
           </w:tcPr>
           <w:p>
@@ -3733,7 +3762,6 @@
         <w:tc>
           <w:tcPr>
             <w:tcW w:w="11044" w:type="dxa"/>
-            <w:shd w:val="clear" w:color="auto" w:fill="auto"/>
             <w:vAlign w:val="center"/>
           </w:tcPr>
           <w:p>
@@ -4154,7 +4182,6 @@
         <w:tc>
           <w:tcPr>
             <w:tcW w:w="11044" w:type="dxa"/>
-            <w:shd w:val="clear" w:color="auto" w:fill="auto"/>
             <w:vAlign w:val="center"/>
           </w:tcPr>
           <w:p>
@@ -4532,7 +4559,6 @@
         <w:tc>
           <w:tcPr>
             <w:tcW w:w="11044" w:type="dxa"/>
-            <w:shd w:val="clear" w:color="auto" w:fill="auto"/>
             <w:vAlign w:val="center"/>
           </w:tcPr>
           <w:p>
@@ -4901,7 +4927,6 @@
         <w:tc>
           <w:tcPr>
             <w:tcW w:w="11044" w:type="dxa"/>
-            <w:shd w:val="clear" w:color="auto" w:fill="auto"/>
             <w:vAlign w:val="center"/>
           </w:tcPr>
           <w:p>
@@ -5138,7 +5163,25 @@
                 <w:sz w:val="16"/>
                 <w:szCs w:val="16"/>
               </w:rPr>
-              <w:t xml:space="preserve"> Книга </w:t>
+              <w:t xml:space="preserve"> </w:t>
+            </w:r>
+            <w:proofErr w:type="spellStart"/>
+            <w:r>
+              <w:rPr>
+                <w:rFonts w:ascii="Arial" w:hAnsi="Arial" w:cs="Arial"/>
+                <w:sz w:val="16"/>
+                <w:szCs w:val="16"/>
+              </w:rPr>
+              <w:t>Книга</w:t>
+            </w:r>
+            <w:proofErr w:type="spellEnd"/>
+            <w:r>
+              <w:rPr>
+                <w:rFonts w:ascii="Arial" w:hAnsi="Arial" w:cs="Arial"/>
+                <w:sz w:val="16"/>
+                <w:szCs w:val="16"/>
+              </w:rPr>
+              <w:t xml:space="preserve"> </w:t>
             </w:r>
             <w:proofErr w:type="spellStart"/>
             <w:r>
@@ -5242,7 +5285,6 @@
         <w:tc>
           <w:tcPr>
             <w:tcW w:w="11044" w:type="dxa"/>
-            <w:shd w:val="clear" w:color="auto" w:fill="auto"/>
             <w:vAlign w:val="center"/>
           </w:tcPr>
           <w:p>
@@ -5497,7 +5539,6 @@
         <w:tc>
           <w:tcPr>
             <w:tcW w:w="11044" w:type="dxa"/>
-            <w:shd w:val="clear" w:color="auto" w:fill="auto"/>
             <w:vAlign w:val="center"/>
           </w:tcPr>
           <w:p>
@@ -5863,7 +5904,6 @@
         <w:tc>
           <w:tcPr>
             <w:tcW w:w="11044" w:type="dxa"/>
-            <w:shd w:val="clear" w:color="auto" w:fill="auto"/>
             <w:vAlign w:val="center"/>
           </w:tcPr>
           <w:p>
@@ -6274,7 +6314,6 @@
         <w:tc>
           <w:tcPr>
             <w:tcW w:w="11044" w:type="dxa"/>
-            <w:shd w:val="clear" w:color="auto" w:fill="auto"/>
             <w:vAlign w:val="center"/>
           </w:tcPr>
           <w:p>
@@ -6620,7 +6659,6 @@
         <w:tc>
           <w:tcPr>
             <w:tcW w:w="11044" w:type="dxa"/>
-            <w:shd w:val="clear" w:color="auto" w:fill="auto"/>
             <w:vAlign w:val="center"/>
           </w:tcPr>
           <w:p>
@@ -7013,7 +7051,6 @@
         <w:tc>
           <w:tcPr>
             <w:tcW w:w="11044" w:type="dxa"/>
-            <w:shd w:val="clear" w:color="auto" w:fill="auto"/>
             <w:vAlign w:val="center"/>
           </w:tcPr>
           <w:p>
@@ -7429,7 +7466,6 @@
         <w:tc>
           <w:tcPr>
             <w:tcW w:w="11044" w:type="dxa"/>
-            <w:shd w:val="clear" w:color="auto" w:fill="auto"/>
             <w:vAlign w:val="center"/>
           </w:tcPr>
           <w:p>
@@ -7714,7 +7750,6 @@
         <w:tc>
           <w:tcPr>
             <w:tcW w:w="11044" w:type="dxa"/>
-            <w:shd w:val="clear" w:color="auto" w:fill="auto"/>
             <w:vAlign w:val="center"/>
           </w:tcPr>
           <w:p>
@@ -8079,7 +8114,6 @@
         <w:tc>
           <w:tcPr>
             <w:tcW w:w="11044" w:type="dxa"/>
-            <w:shd w:val="clear" w:color="auto" w:fill="auto"/>
             <w:vAlign w:val="center"/>
           </w:tcPr>
           <w:p>
@@ -8514,7 +8548,6 @@
         <w:tc>
           <w:tcPr>
             <w:tcW w:w="11044" w:type="dxa"/>
-            <w:shd w:val="clear" w:color="auto" w:fill="auto"/>
             <w:vAlign w:val="center"/>
           </w:tcPr>
           <w:p>
@@ -8896,7 +8929,6 @@
         <w:tc>
           <w:tcPr>
             <w:tcW w:w="11044" w:type="dxa"/>
-            <w:shd w:val="clear" w:color="auto" w:fill="auto"/>
             <w:vAlign w:val="center"/>
           </w:tcPr>
           <w:p>
@@ -9278,7 +9310,6 @@
         <w:tc>
           <w:tcPr>
             <w:tcW w:w="11044" w:type="dxa"/>
-            <w:shd w:val="clear" w:color="auto" w:fill="auto"/>
             <w:vAlign w:val="center"/>
           </w:tcPr>
           <w:p>
@@ -9575,7 +9606,6 @@
         <w:tc>
           <w:tcPr>
             <w:tcW w:w="11044" w:type="dxa"/>
-            <w:shd w:val="clear" w:color="auto" w:fill="auto"/>
             <w:vAlign w:val="center"/>
           </w:tcPr>
           <w:p>
@@ -9991,7 +10021,6 @@
         <w:tc>
           <w:tcPr>
             <w:tcW w:w="11044" w:type="dxa"/>
-            <w:shd w:val="clear" w:color="auto" w:fill="auto"/>
             <w:vAlign w:val="center"/>
           </w:tcPr>
           <w:p>
@@ -10373,7 +10402,6 @@
         <w:tc>
           <w:tcPr>
             <w:tcW w:w="11044" w:type="dxa"/>
-            <w:shd w:val="clear" w:color="auto" w:fill="auto"/>
             <w:vAlign w:val="center"/>
           </w:tcPr>
           <w:p>
@@ -10726,7 +10754,6 @@
         <w:tc>
           <w:tcPr>
             <w:tcW w:w="11044" w:type="dxa"/>
-            <w:shd w:val="clear" w:color="auto" w:fill="auto"/>
             <w:vAlign w:val="center"/>
           </w:tcPr>
           <w:p>
@@ -11125,7 +11152,6 @@
         <w:tc>
           <w:tcPr>
             <w:tcW w:w="11044" w:type="dxa"/>
-            <w:shd w:val="clear" w:color="auto" w:fill="auto"/>
             <w:vAlign w:val="center"/>
           </w:tcPr>
           <w:p>
@@ -11470,7 +11496,6 @@
         <w:tc>
           <w:tcPr>
             <w:tcW w:w="11044" w:type="dxa"/>
-            <w:shd w:val="clear" w:color="auto" w:fill="auto"/>
             <w:vAlign w:val="center"/>
           </w:tcPr>
           <w:p>
@@ -11833,7 +11858,6 @@
         <w:tc>
           <w:tcPr>
             <w:tcW w:w="11044" w:type="dxa"/>
-            <w:shd w:val="clear" w:color="auto" w:fill="auto"/>
             <w:vAlign w:val="center"/>
           </w:tcPr>
           <w:p>
@@ -12094,7 +12118,6 @@
         <w:tc>
           <w:tcPr>
             <w:tcW w:w="11044" w:type="dxa"/>
-            <w:shd w:val="clear" w:color="auto" w:fill="auto"/>
             <w:vAlign w:val="center"/>
           </w:tcPr>
           <w:p>
@@ -12443,7 +12466,6 @@
         <w:tc>
           <w:tcPr>
             <w:tcW w:w="11044" w:type="dxa"/>
-            <w:shd w:val="clear" w:color="auto" w:fill="auto"/>
             <w:vAlign w:val="center"/>
           </w:tcPr>
           <w:p>
@@ -12865,7 +12887,6 @@
         <w:tc>
           <w:tcPr>
             <w:tcW w:w="11044" w:type="dxa"/>
-            <w:shd w:val="clear" w:color="auto" w:fill="auto"/>
             <w:vAlign w:val="center"/>
           </w:tcPr>
           <w:p>
@@ -13074,7 +13095,6 @@
         <w:tc>
           <w:tcPr>
             <w:tcW w:w="11044" w:type="dxa"/>
-            <w:shd w:val="clear" w:color="auto" w:fill="auto"/>
             <w:vAlign w:val="center"/>
           </w:tcPr>
           <w:p>
@@ -13114,7 +13134,6 @@
         <w:tc>
           <w:tcPr>
             <w:tcW w:w="11044" w:type="dxa"/>
-            <w:shd w:val="clear" w:color="auto" w:fill="auto"/>
             <w:vAlign w:val="center"/>
           </w:tcPr>
           <w:p>
@@ -13337,7 +13356,6 @@
         <w:tc>
           <w:tcPr>
             <w:tcW w:w="11044" w:type="dxa"/>
-            <w:shd w:val="clear" w:color="auto" w:fill="auto"/>
             <w:vAlign w:val="center"/>
           </w:tcPr>
           <w:p>
@@ -13623,7 +13641,6 @@
         <w:tc>
           <w:tcPr>
             <w:tcW w:w="11044" w:type="dxa"/>
-            <w:shd w:val="clear" w:color="auto" w:fill="auto"/>
             <w:vAlign w:val="center"/>
           </w:tcPr>
           <w:p>
@@ -13855,7 +13872,6 @@
         <w:tc>
           <w:tcPr>
             <w:tcW w:w="11044" w:type="dxa"/>
-            <w:shd w:val="clear" w:color="auto" w:fill="auto"/>
             <w:vAlign w:val="center"/>
           </w:tcPr>
           <w:p>
@@ -14142,7 +14158,6 @@
         <w:tc>
           <w:tcPr>
             <w:tcW w:w="11044" w:type="dxa"/>
-            <w:shd w:val="clear" w:color="auto" w:fill="auto"/>
             <w:vAlign w:val="center"/>
           </w:tcPr>
           <w:p>
@@ -14371,7 +14386,6 @@
         <w:tc>
           <w:tcPr>
             <w:tcW w:w="11044" w:type="dxa"/>
-            <w:shd w:val="clear" w:color="auto" w:fill="auto"/>
             <w:vAlign w:val="center"/>
           </w:tcPr>
           <w:p>
@@ -14613,7 +14627,6 @@
         <w:tc>
           <w:tcPr>
             <w:tcW w:w="11044" w:type="dxa"/>
-            <w:shd w:val="clear" w:color="auto" w:fill="auto"/>
             <w:vAlign w:val="center"/>
           </w:tcPr>
           <w:p>
@@ -14891,7 +14904,6 @@
         <w:tc>
           <w:tcPr>
             <w:tcW w:w="11044" w:type="dxa"/>
-            <w:shd w:val="clear" w:color="auto" w:fill="auto"/>
             <w:vAlign w:val="center"/>
           </w:tcPr>
           <w:p>
@@ -15150,7 +15162,6 @@
         <w:tc>
           <w:tcPr>
             <w:tcW w:w="11044" w:type="dxa"/>
-            <w:shd w:val="clear" w:color="auto" w:fill="auto"/>
             <w:vAlign w:val="center"/>
           </w:tcPr>
           <w:p>
@@ -15414,7 +15425,6 @@
         <w:tc>
           <w:tcPr>
             <w:tcW w:w="11044" w:type="dxa"/>
-            <w:shd w:val="clear" w:color="auto" w:fill="auto"/>
             <w:vAlign w:val="center"/>
           </w:tcPr>
           <w:p>
@@ -15733,7 +15743,6 @@
         <w:tc>
           <w:tcPr>
             <w:tcW w:w="11044" w:type="dxa"/>
-            <w:shd w:val="clear" w:color="auto" w:fill="auto"/>
             <w:vAlign w:val="center"/>
           </w:tcPr>
           <w:p>
@@ -15981,7 +15990,6 @@
         <w:tc>
           <w:tcPr>
             <w:tcW w:w="11044" w:type="dxa"/>
-            <w:shd w:val="clear" w:color="auto" w:fill="auto"/>
             <w:vAlign w:val="center"/>
           </w:tcPr>
           <w:p>
@@ -16268,7 +16276,6 @@
         <w:tc>
           <w:tcPr>
             <w:tcW w:w="11044" w:type="dxa"/>
-            <w:shd w:val="clear" w:color="auto" w:fill="auto"/>
             <w:vAlign w:val="center"/>
           </w:tcPr>
           <w:p>
@@ -16596,7 +16603,6 @@
         <w:tc>
           <w:tcPr>
             <w:tcW w:w="11044" w:type="dxa"/>
-            <w:shd w:val="clear" w:color="auto" w:fill="auto"/>
             <w:vAlign w:val="center"/>
           </w:tcPr>
           <w:p>
@@ -16860,7 +16866,6 @@
         <w:tc>
           <w:tcPr>
             <w:tcW w:w="11044" w:type="dxa"/>
-            <w:shd w:val="clear" w:color="auto" w:fill="auto"/>
             <w:vAlign w:val="center"/>
           </w:tcPr>
           <w:p>
@@ -17039,7 +17044,6 @@
         <w:tc>
           <w:tcPr>
             <w:tcW w:w="11044" w:type="dxa"/>
-            <w:shd w:val="clear" w:color="auto" w:fill="auto"/>
             <w:vAlign w:val="center"/>
           </w:tcPr>
           <w:p>
@@ -17290,7 +17294,6 @@
         <w:tc>
           <w:tcPr>
             <w:tcW w:w="11044" w:type="dxa"/>
-            <w:shd w:val="clear" w:color="auto" w:fill="auto"/>
             <w:vAlign w:val="center"/>
           </w:tcPr>
           <w:p>
@@ -17604,7 +17607,31 @@
                 <w:color w:val="570000"/>
                 <w:sz w:val="16"/>
               </w:rPr>
-              <w:t xml:space="preserve">: Книга </w:t>
+              <w:t xml:space="preserve">: </w:t>
+            </w:r>
+            <w:proofErr w:type="spellStart"/>
+            <w:r>
+              <w:rPr>
+                <w:rFonts w:ascii="Arial" w:hAnsi="Arial" w:cs="Arial"/>
+                <w:b/>
+                <w:bCs/>
+                <w:iCs/>
+                <w:color w:val="570000"/>
+                <w:sz w:val="16"/>
+              </w:rPr>
+              <w:t>Книга</w:t>
+            </w:r>
+            <w:proofErr w:type="spellEnd"/>
+            <w:r>
+              <w:rPr>
+                <w:rFonts w:ascii="Arial" w:hAnsi="Arial" w:cs="Arial"/>
+                <w:b/>
+                <w:bCs/>
+                <w:iCs/>
+                <w:color w:val="570000"/>
+                <w:sz w:val="16"/>
+              </w:rPr>
+              <w:t xml:space="preserve"> </w:t>
             </w:r>
             <w:proofErr w:type="spellStart"/>
             <w:r>
